--- a/appendix/Doc-GZ - 20260416 - v3 (by 20260420).docx
+++ b/appendix/Doc-GZ - 20260416 - v3 (by 20260420).docx
@@ -15302,17 +15302,8 @@
                   <w:rStyle w:val="a7"/>
                   <w:rFonts w:ascii="Times New Roman" w:hAnsi="Times New Roman" w:cs="Times New Roman"/>
                 </w:rPr>
-                <w:t>crypto-</w:t>
+                <w:t>crypto-config.yaml</w:t>
               </w:r>
-              <w:proofErr w:type="gramStart"/>
-              <w:r>
-                <w:rPr>
-                  <w:rStyle w:val="a7"/>
-                  <w:rFonts w:ascii="Times New Roman" w:hAnsi="Times New Roman" w:cs="Times New Roman"/>
-                </w:rPr>
-                <w:t>config.yaml</w:t>
-              </w:r>
-              <w:proofErr w:type="gramEnd"/>
             </w:hyperlink>
           </w:p>
           <w:p>
@@ -15328,7 +15319,6 @@
               <w:t xml:space="preserve">$ vi </w:t>
             </w:r>
             <w:hyperlink r:id="rId99" w:anchor="file-configtx-yaml" w:history="1">
-              <w:proofErr w:type="gramStart"/>
               <w:r>
                 <w:rPr>
                   <w:rStyle w:val="a7"/>
@@ -15336,7 +15326,6 @@
                 </w:rPr>
                 <w:t>configtx.yaml</w:t>
               </w:r>
-              <w:proofErr w:type="gramEnd"/>
             </w:hyperlink>
           </w:p>
           <w:p>
@@ -15566,21 +15555,12 @@
               <w:t xml:space="preserve">$ vi </w:t>
             </w:r>
             <w:hyperlink r:id="rId107" w:anchor="file-cli-yaml" w:history="1">
-              <w:proofErr w:type="gramStart"/>
               <w:r>
                 <w:rPr>
                   <w:rStyle w:val="a7"/>
                   <w:rFonts w:ascii="Times New Roman" w:hAnsi="Times New Roman" w:cs="Times New Roman"/>
                 </w:rPr>
-                <w:t>cli.yaml</w:t>
-              </w:r>
-              <w:proofErr w:type="gramEnd"/>
-              <w:r>
-                <w:rPr>
-                  <w:rStyle w:val="a7"/>
-                  <w:rFonts w:ascii="Times New Roman" w:hAnsi="Times New Roman" w:cs="Times New Roman"/>
-                </w:rPr>
-                <w:t xml:space="preserve"> </w:t>
+                <w:t xml:space="preserve">cli.yaml </w:t>
               </w:r>
             </w:hyperlink>
           </w:p>
@@ -15898,7 +15878,6 @@
                 <w:bCs/>
               </w:rPr>
             </w:pPr>
-            <w:proofErr w:type="gramStart"/>
             <w:r>
               <w:rPr>
                 <w:rFonts w:ascii="Times New Roman" w:hAnsi="Times New Roman" w:cs="Times New Roman" w:hint="eastAsia"/>
@@ -15917,16 +15896,7 @@
                 <w:b/>
                 <w:bCs/>
               </w:rPr>
-              <w:t>.</w:t>
-            </w:r>
-            <w:proofErr w:type="gramEnd"/>
-            <w:r>
-              <w:rPr>
-                <w:rFonts w:ascii="Times New Roman" w:hAnsi="Times New Roman" w:cs="Times New Roman"/>
-                <w:b/>
-                <w:bCs/>
-              </w:rPr>
-              <w:t>/</w:t>
+              <w:t>./</w:t>
             </w:r>
             <w:hyperlink r:id="rId108" w:anchor="file-config-sh" w:history="1">
               <w:r>
@@ -16125,7 +16095,6 @@
                 <w:bCs/>
               </w:rPr>
             </w:pPr>
-            <w:proofErr w:type="gramStart"/>
             <w:r>
               <w:rPr>
                 <w:rFonts w:ascii="Times New Roman" w:hAnsi="Times New Roman" w:cs="Times New Roman" w:hint="eastAsia"/>
@@ -16144,16 +16113,7 @@
                 <w:b/>
                 <w:bCs/>
               </w:rPr>
-              <w:t>.</w:t>
-            </w:r>
-            <w:proofErr w:type="gramEnd"/>
-            <w:r>
-              <w:rPr>
-                <w:rFonts w:ascii="Times New Roman" w:hAnsi="Times New Roman" w:cs="Times New Roman"/>
-                <w:b/>
-                <w:bCs/>
-              </w:rPr>
-              <w:t>/</w:t>
+              <w:t>./</w:t>
             </w:r>
             <w:hyperlink r:id="rId109" w:anchor="file-scp-sh" w:history="1">
               <w:r>
@@ -16347,7 +16307,6 @@
                 <w:bCs/>
               </w:rPr>
             </w:pPr>
-            <w:proofErr w:type="gramStart"/>
             <w:r>
               <w:rPr>
                 <w:rFonts w:ascii="Times New Roman" w:hAnsi="Times New Roman" w:cs="Times New Roman" w:hint="eastAsia"/>
@@ -16366,16 +16325,7 @@
                 <w:b/>
                 <w:bCs/>
               </w:rPr>
-              <w:t>.</w:t>
-            </w:r>
-            <w:proofErr w:type="gramEnd"/>
-            <w:r>
-              <w:rPr>
-                <w:rFonts w:ascii="Times New Roman" w:hAnsi="Times New Roman" w:cs="Times New Roman"/>
-                <w:b/>
-                <w:bCs/>
-              </w:rPr>
-              <w:t>/</w:t>
+              <w:t>./</w:t>
             </w:r>
             <w:hyperlink r:id="rId110" w:anchor="file-orderer1-sh" w:history="1">
               <w:r>
@@ -16457,7 +16407,6 @@
                 <w:rFonts w:ascii="Times New Roman" w:hAnsi="Times New Roman" w:cs="Times New Roman"/>
               </w:rPr>
             </w:pPr>
-            <w:proofErr w:type="gramStart"/>
             <w:r>
               <w:rPr>
                 <w:rFonts w:ascii="Times New Roman" w:hAnsi="Times New Roman" w:cs="Times New Roman" w:hint="eastAsia"/>
@@ -16468,14 +16417,7 @@
               <w:rPr>
                 <w:rFonts w:ascii="Times New Roman" w:hAnsi="Times New Roman" w:cs="Times New Roman"/>
               </w:rPr>
-              <w:t xml:space="preserve"> .</w:t>
-            </w:r>
-            <w:proofErr w:type="gramEnd"/>
-            <w:r>
-              <w:rPr>
-                <w:rFonts w:ascii="Times New Roman" w:hAnsi="Times New Roman" w:cs="Times New Roman"/>
-              </w:rPr>
-              <w:t>/</w:t>
+              <w:t xml:space="preserve"> ./</w:t>
             </w:r>
             <w:hyperlink r:id="rId111" w:anchor="file-orderer2-sh" w:history="1">
               <w:r>
@@ -16502,7 +16444,6 @@
                 <w:rFonts w:ascii="Times New Roman" w:hAnsi="Times New Roman" w:cs="Times New Roman"/>
               </w:rPr>
             </w:pPr>
-            <w:proofErr w:type="gramStart"/>
             <w:r>
               <w:rPr>
                 <w:rFonts w:ascii="Times New Roman" w:hAnsi="Times New Roman" w:cs="Times New Roman" w:hint="eastAsia"/>
@@ -16513,14 +16454,7 @@
               <w:rPr>
                 <w:rFonts w:ascii="Times New Roman" w:hAnsi="Times New Roman" w:cs="Times New Roman"/>
               </w:rPr>
-              <w:t xml:space="preserve"> .</w:t>
-            </w:r>
-            <w:proofErr w:type="gramEnd"/>
-            <w:r>
-              <w:rPr>
-                <w:rFonts w:ascii="Times New Roman" w:hAnsi="Times New Roman" w:cs="Times New Roman"/>
-              </w:rPr>
-              <w:t>/</w:t>
+              <w:t xml:space="preserve"> ./</w:t>
             </w:r>
             <w:hyperlink r:id="rId112" w:anchor="file-orderer3-sh" w:history="1">
               <w:r>
@@ -16547,7 +16481,6 @@
                 <w:rFonts w:ascii="Times New Roman" w:hAnsi="Times New Roman" w:cs="Times New Roman"/>
               </w:rPr>
             </w:pPr>
-            <w:proofErr w:type="gramStart"/>
             <w:r>
               <w:rPr>
                 <w:rFonts w:ascii="Times New Roman" w:hAnsi="Times New Roman" w:cs="Times New Roman" w:hint="eastAsia"/>
@@ -16558,14 +16491,7 @@
               <w:rPr>
                 <w:rFonts w:ascii="Times New Roman" w:hAnsi="Times New Roman" w:cs="Times New Roman"/>
               </w:rPr>
-              <w:t xml:space="preserve"> .</w:t>
-            </w:r>
-            <w:proofErr w:type="gramEnd"/>
-            <w:r>
-              <w:rPr>
-                <w:rFonts w:ascii="Times New Roman" w:hAnsi="Times New Roman" w:cs="Times New Roman"/>
-              </w:rPr>
-              <w:t>/</w:t>
+              <w:t xml:space="preserve"> ./</w:t>
             </w:r>
             <w:hyperlink r:id="rId113" w:anchor="file-orderer4-sh" w:history="1">
               <w:r>
@@ -16592,7 +16518,6 @@
                 <w:rFonts w:ascii="Times New Roman" w:hAnsi="Times New Roman" w:cs="Times New Roman"/>
               </w:rPr>
             </w:pPr>
-            <w:proofErr w:type="gramStart"/>
             <w:r>
               <w:rPr>
                 <w:rFonts w:ascii="Times New Roman" w:hAnsi="Times New Roman" w:cs="Times New Roman" w:hint="eastAsia"/>
@@ -16603,14 +16528,7 @@
               <w:rPr>
                 <w:rFonts w:ascii="Times New Roman" w:hAnsi="Times New Roman" w:cs="Times New Roman"/>
               </w:rPr>
-              <w:t xml:space="preserve"> .</w:t>
-            </w:r>
-            <w:proofErr w:type="gramEnd"/>
-            <w:r>
-              <w:rPr>
-                <w:rFonts w:ascii="Times New Roman" w:hAnsi="Times New Roman" w:cs="Times New Roman"/>
-              </w:rPr>
-              <w:t>/</w:t>
+              <w:t xml:space="preserve"> ./</w:t>
             </w:r>
             <w:hyperlink r:id="rId114" w:anchor="file-orderer5-sh" w:history="1">
               <w:r>
@@ -16842,7 +16760,6 @@
                 <w:color w:val="7030A0"/>
               </w:rPr>
             </w:pPr>
-            <w:proofErr w:type="gramStart"/>
             <w:r>
               <w:rPr>
                 <w:rFonts w:ascii="Times New Roman" w:hAnsi="Times New Roman" w:cs="Times New Roman" w:hint="eastAsia"/>
@@ -16853,14 +16770,7 @@
               <w:rPr>
                 <w:rFonts w:ascii="Times New Roman" w:hAnsi="Times New Roman" w:cs="Times New Roman"/>
               </w:rPr>
-              <w:t xml:space="preserve"> .</w:t>
-            </w:r>
-            <w:proofErr w:type="gramEnd"/>
-            <w:r>
-              <w:rPr>
-                <w:rFonts w:ascii="Times New Roman" w:hAnsi="Times New Roman" w:cs="Times New Roman"/>
-              </w:rPr>
-              <w:t>/</w:t>
+              <w:t xml:space="preserve"> ./</w:t>
             </w:r>
             <w:hyperlink r:id="rId115" w:anchor="file-peer1-sh" w:history="1">
               <w:r>
@@ -17159,7 +17069,6 @@
                 <w:u w:val="single"/>
               </w:rPr>
             </w:pPr>
-            <w:proofErr w:type="gramStart"/>
             <w:r>
               <w:rPr>
                 <w:rFonts w:ascii="Times New Roman" w:hAnsi="Times New Roman" w:cs="Times New Roman" w:hint="eastAsia"/>
@@ -17170,14 +17079,7 @@
               <w:rPr>
                 <w:rFonts w:ascii="Times New Roman" w:hAnsi="Times New Roman" w:cs="Times New Roman"/>
               </w:rPr>
-              <w:t xml:space="preserve"> .</w:t>
-            </w:r>
-            <w:proofErr w:type="gramEnd"/>
-            <w:r>
-              <w:rPr>
-                <w:rFonts w:ascii="Times New Roman" w:hAnsi="Times New Roman" w:cs="Times New Roman"/>
-              </w:rPr>
-              <w:t>/</w:t>
+              <w:t xml:space="preserve"> ./</w:t>
             </w:r>
             <w:hyperlink r:id="rId116" w:anchor="file-peer2-sh" w:history="1">
               <w:r>
@@ -17450,7 +17352,6 @@
                 <w:rFonts w:ascii="Times New Roman" w:hAnsi="Times New Roman" w:cs="Times New Roman"/>
               </w:rPr>
             </w:pPr>
-            <w:proofErr w:type="gramStart"/>
             <w:r>
               <w:rPr>
                 <w:rFonts w:ascii="Times New Roman" w:hAnsi="Times New Roman" w:cs="Times New Roman" w:hint="eastAsia"/>
@@ -17461,14 +17362,7 @@
               <w:rPr>
                 <w:rFonts w:ascii="Times New Roman" w:hAnsi="Times New Roman" w:cs="Times New Roman"/>
               </w:rPr>
-              <w:t xml:space="preserve"> .</w:t>
-            </w:r>
-            <w:proofErr w:type="gramEnd"/>
-            <w:r>
-              <w:rPr>
-                <w:rFonts w:ascii="Times New Roman" w:hAnsi="Times New Roman" w:cs="Times New Roman"/>
-              </w:rPr>
-              <w:t>/</w:t>
+              <w:t xml:space="preserve"> ./</w:t>
             </w:r>
             <w:hyperlink r:id="rId117" w:anchor="file-cli-sh" w:history="1">
               <w:r>
@@ -17737,7 +17631,6 @@
         <w:t xml:space="preserve"> (of peer0.org1) connects to Peer0.org1.example.com:7051, creates a </w:t>
       </w:r>
       <w:proofErr w:type="spellStart"/>
-      <w:proofErr w:type="gramStart"/>
       <w:r>
         <w:rPr>
           <w:rFonts w:ascii="Times New Roman" w:hAnsi="Times New Roman" w:cs="Times New Roman"/>
@@ -17745,7 +17638,6 @@
         <w:t>channel.block</w:t>
       </w:r>
       <w:proofErr w:type="spellEnd"/>
-      <w:proofErr w:type="gramEnd"/>
       <w:r>
         <w:rPr>
           <w:rFonts w:ascii="Times New Roman" w:hAnsi="Times New Roman" w:cs="Times New Roman"/>
@@ -17798,7 +17690,6 @@
               </w:rPr>
               <w:t xml:space="preserve">// </w:t>
             </w:r>
-            <w:proofErr w:type="gramStart"/>
             <w:r>
               <w:rPr>
                 <w:rFonts w:asciiTheme="minorHAnsi" w:hAnsiTheme="minorHAnsi" w:cstheme="minorHAnsi"/>
@@ -17807,7 +17698,6 @@
               </w:rPr>
               <w:t>CLI  goes</w:t>
             </w:r>
-            <w:proofErr w:type="gramEnd"/>
             <w:r>
               <w:rPr>
                 <w:rFonts w:asciiTheme="minorHAnsi" w:hAnsiTheme="minorHAnsi" w:cstheme="minorHAnsi"/>
@@ -17881,32 +17771,15 @@
                 <w:szCs w:val="22"/>
               </w:rPr>
               <w:br/>
-            </w:r>
-            <w:proofErr w:type="gramStart"/>
+              <w:t xml:space="preserve"># </w:t>
+            </w:r>
             <w:r>
               <w:rPr>
                 <w:rFonts w:asciiTheme="minorHAnsi" w:hAnsiTheme="minorHAnsi" w:cstheme="minorHAnsi"/>
                 <w:sz w:val="22"/>
                 <w:szCs w:val="22"/>
               </w:rPr>
-              <w:t xml:space="preserve"># </w:t>
-            </w:r>
-            <w:r>
-              <w:rPr>
-                <w:rFonts w:asciiTheme="minorHAnsi" w:hAnsiTheme="minorHAnsi" w:cstheme="minorHAnsi"/>
-                <w:sz w:val="22"/>
-                <w:szCs w:val="22"/>
-              </w:rPr>
-              <w:t>.</w:t>
-            </w:r>
-            <w:proofErr w:type="gramEnd"/>
-            <w:r>
-              <w:rPr>
-                <w:rFonts w:asciiTheme="minorHAnsi" w:hAnsiTheme="minorHAnsi" w:cstheme="minorHAnsi"/>
-                <w:sz w:val="22"/>
-                <w:szCs w:val="22"/>
-              </w:rPr>
-              <w:t>/</w:t>
+              <w:t>./</w:t>
             </w:r>
             <w:hyperlink r:id="rId118" w:anchor="file-step1-sh" w:history="1">
               <w:r>
@@ -18028,7 +17901,6 @@
                 <w:szCs w:val="22"/>
               </w:rPr>
             </w:pPr>
-            <w:proofErr w:type="gramStart"/>
             <w:r>
               <w:rPr>
                 <w:rFonts w:asciiTheme="minorHAnsi" w:hAnsiTheme="minorHAnsi" w:cstheme="minorHAnsi"/>
@@ -18043,16 +17915,7 @@
                 <w:sz w:val="22"/>
                 <w:szCs w:val="22"/>
               </w:rPr>
-              <w:t>.</w:t>
-            </w:r>
-            <w:proofErr w:type="gramEnd"/>
-            <w:r>
-              <w:rPr>
-                <w:rFonts w:asciiTheme="minorHAnsi" w:hAnsiTheme="minorHAnsi" w:cstheme="minorHAnsi"/>
-                <w:sz w:val="22"/>
-                <w:szCs w:val="22"/>
-              </w:rPr>
-              <w:t>/</w:t>
+              <w:t>./</w:t>
             </w:r>
             <w:hyperlink r:id="rId119" w:anchor="file-step2-sh" w:history="1">
               <w:r>
@@ -18339,16 +18202,8 @@
               <w:rPr>
                 <w:bCs/>
               </w:rPr>
-              <w:t xml:space="preserve"> </w:t>
-            </w:r>
-            <w:proofErr w:type="gramStart"/>
-            <w:r>
-              <w:rPr>
-                <w:bCs/>
-              </w:rPr>
-              <w:t>exit</w:t>
-            </w:r>
-            <w:proofErr w:type="gramEnd"/>
+              <w:t xml:space="preserve"> exit</w:t>
+            </w:r>
           </w:p>
           <w:p>
             <w:pPr>
@@ -18655,7 +18510,6 @@
                 <w:bCs/>
               </w:rPr>
             </w:pPr>
-            <w:proofErr w:type="gramStart"/>
             <w:r>
               <w:rPr>
                 <w:rFonts w:hint="eastAsia"/>
@@ -18667,14 +18521,7 @@
               <w:rPr>
                 <w:bCs/>
               </w:rPr>
-              <w:t xml:space="preserve"> .</w:t>
-            </w:r>
-            <w:proofErr w:type="gramEnd"/>
-            <w:r>
-              <w:rPr>
-                <w:bCs/>
-              </w:rPr>
-              <w:t>/</w:t>
+              <w:t xml:space="preserve"> ./</w:t>
             </w:r>
             <w:hyperlink r:id="rId123" w:anchor="file-all-sh" w:history="1">
               <w:r>
@@ -19068,7 +18915,6 @@
                 <w:bCs/>
               </w:rPr>
             </w:pPr>
-            <w:proofErr w:type="gramStart"/>
             <w:r>
               <w:rPr>
                 <w:rFonts w:hint="eastAsia"/>
@@ -19080,14 +18926,7 @@
               <w:rPr>
                 <w:bCs/>
               </w:rPr>
-              <w:t xml:space="preserve"> .</w:t>
-            </w:r>
-            <w:proofErr w:type="gramEnd"/>
-            <w:r>
-              <w:rPr>
-                <w:bCs/>
-              </w:rPr>
-              <w:t>/</w:t>
+              <w:t xml:space="preserve"> ./</w:t>
             </w:r>
             <w:hyperlink r:id="rId130" w:anchor="file-all-sh" w:history="1">
               <w:r>
@@ -19296,7 +19135,6 @@
                 <w:bCs/>
               </w:rPr>
             </w:pPr>
-            <w:proofErr w:type="gramStart"/>
             <w:r>
               <w:rPr>
                 <w:rFonts w:hint="eastAsia"/>
@@ -19308,14 +19146,7 @@
               <w:rPr>
                 <w:bCs/>
               </w:rPr>
-              <w:t xml:space="preserve"> .</w:t>
-            </w:r>
-            <w:proofErr w:type="gramEnd"/>
-            <w:r>
-              <w:rPr>
-                <w:bCs/>
-              </w:rPr>
-              <w:t>/</w:t>
+              <w:t xml:space="preserve"> ./</w:t>
             </w:r>
             <w:hyperlink r:id="rId135" w:anchor="file-all-sh" w:history="1">
               <w:r>
@@ -19398,7 +19229,6 @@
                 <w:bCs/>
               </w:rPr>
             </w:pPr>
-            <w:proofErr w:type="gramStart"/>
             <w:r>
               <w:rPr>
                 <w:rFonts w:hint="eastAsia"/>
@@ -19410,14 +19240,7 @@
               <w:rPr>
                 <w:bCs/>
               </w:rPr>
-              <w:t xml:space="preserve"> .</w:t>
-            </w:r>
-            <w:proofErr w:type="gramEnd"/>
-            <w:r>
-              <w:rPr>
-                <w:bCs/>
-              </w:rPr>
-              <w:t>/</w:t>
+              <w:t xml:space="preserve"> ./</w:t>
             </w:r>
             <w:hyperlink r:id="rId136" w:anchor="file-scp-sh" w:history="1">
               <w:r>
@@ -19449,7 +19272,6 @@
                 <w:bCs/>
               </w:rPr>
             </w:pPr>
-            <w:proofErr w:type="gramStart"/>
             <w:r>
               <w:rPr>
                 <w:rFonts w:hint="eastAsia"/>
@@ -19461,14 +19283,7 @@
               <w:rPr>
                 <w:bCs/>
               </w:rPr>
-              <w:t xml:space="preserve"> .</w:t>
-            </w:r>
-            <w:proofErr w:type="gramEnd"/>
-            <w:r>
-              <w:rPr>
-                <w:bCs/>
-              </w:rPr>
-              <w:t>/</w:t>
+              <w:t xml:space="preserve"> ./</w:t>
             </w:r>
             <w:hyperlink r:id="rId137" w:anchor="file-ssh-sh" w:history="1">
               <w:r>
@@ -19477,23 +19292,7 @@
                   <w:b/>
                   <w:bCs/>
                 </w:rPr>
-                <w:t>ssh</w:t>
-              </w:r>
-              <w:r>
-                <w:rPr>
-                  <w:rStyle w:val="a7"/>
-                  <w:b/>
-                  <w:bCs/>
-                </w:rPr>
-                <w:t>.</w:t>
-              </w:r>
-              <w:r>
-                <w:rPr>
-                  <w:rStyle w:val="a7"/>
-                  <w:b/>
-                  <w:bCs/>
-                </w:rPr>
-                <w:t>sh</w:t>
+                <w:t>ssh.sh</w:t>
               </w:r>
             </w:hyperlink>
             <w:r>
@@ -20080,23 +19879,7 @@
                 <w:rFonts w:cstheme="minorHAnsi"/>
                 <w:b/>
               </w:rPr>
-              <w:t>'| awk '{print $</w:t>
-            </w:r>
-            <w:proofErr w:type="gramStart"/>
-            <w:r>
-              <w:rPr>
-                <w:rFonts w:cstheme="minorHAnsi"/>
-                <w:b/>
-              </w:rPr>
-              <w:t>1 }</w:t>
-            </w:r>
-            <w:proofErr w:type="gramEnd"/>
-            <w:r>
-              <w:rPr>
-                <w:rFonts w:cstheme="minorHAnsi"/>
-                <w:b/>
-              </w:rPr>
-              <w:t xml:space="preserve">') &gt;&amp; </w:t>
+              <w:t xml:space="preserve">'| awk '{print $1 }') &gt;&amp; </w:t>
             </w:r>
             <w:proofErr w:type="spellStart"/>
             <w:r>
@@ -20369,23 +20152,7 @@
                 <w:rFonts w:cstheme="minorHAnsi"/>
                 <w:b/>
               </w:rPr>
-              <w:t>'| awk '{print $</w:t>
-            </w:r>
-            <w:proofErr w:type="gramStart"/>
-            <w:r>
-              <w:rPr>
-                <w:rFonts w:cstheme="minorHAnsi"/>
-                <w:b/>
-              </w:rPr>
-              <w:t>1 }</w:t>
-            </w:r>
-            <w:proofErr w:type="gramEnd"/>
-            <w:r>
-              <w:rPr>
-                <w:rFonts w:cstheme="minorHAnsi"/>
-                <w:b/>
-              </w:rPr>
-              <w:t xml:space="preserve">') &gt;&amp; </w:t>
+              <w:t xml:space="preserve">'| awk '{print $1 }') &gt;&amp; </w:t>
             </w:r>
             <w:proofErr w:type="spellStart"/>
             <w:r>
@@ -20531,12 +20298,10 @@
               <w:t xml:space="preserve"># peer channel fetch 228 </w:t>
             </w:r>
             <w:proofErr w:type="spellStart"/>
-            <w:proofErr w:type="gramStart"/>
             <w:r>
               <w:t>last.block</w:t>
             </w:r>
             <w:proofErr w:type="spellEnd"/>
-            <w:proofErr w:type="gramEnd"/>
             <w:r>
               <w:t xml:space="preserve"> -o orderer.example.com:7050 -c </w:t>
             </w:r>
@@ -20627,7 +20392,6 @@
             </w:r>
           </w:p>
           <w:p>
-            <w:proofErr w:type="gramStart"/>
             <w:r>
               <w:rPr>
                 <w:rFonts w:hint="eastAsia"/>
@@ -20635,11 +20399,7 @@
               <w:t>$</w:t>
             </w:r>
             <w:r>
-              <w:t xml:space="preserve"> .</w:t>
-            </w:r>
-            <w:proofErr w:type="gramEnd"/>
-            <w:r>
-              <w:t>/</w:t>
+              <w:t xml:space="preserve"> ./</w:t>
             </w:r>
             <w:hyperlink r:id="rId146" w:anchor="file-clean-sh" w:history="1">
               <w:r>
@@ -21316,395 +21076,344 @@
               </w:rPr>
               <w:t xml:space="preserve">$ vi </w:t>
             </w:r>
+            <w:hyperlink r:id="rId147" w:anchor="file-crypto-config-yaml" w:history="1">
+              <w:r>
+                <w:rPr>
+                  <w:rStyle w:val="a7"/>
+                  <w:rFonts w:ascii="Times New Roman" w:hAnsi="Times New Roman" w:cs="Times New Roman"/>
+                </w:rPr>
+                <w:t>crypto-config.yaml</w:t>
+              </w:r>
+            </w:hyperlink>
+          </w:p>
+          <w:p>
+            <w:pPr>
+              <w:rPr>
+                <w:rFonts w:ascii="Times New Roman" w:hAnsi="Times New Roman" w:cs="Times New Roman"/>
+              </w:rPr>
+            </w:pPr>
+            <w:r>
+              <w:rPr>
+                <w:rFonts w:ascii="Times New Roman" w:hAnsi="Times New Roman" w:cs="Times New Roman"/>
+              </w:rPr>
+              <w:t xml:space="preserve">$ vi </w:t>
+            </w:r>
+            <w:hyperlink r:id="rId148" w:anchor="file-configtx-yaml" w:history="1">
+              <w:r>
+                <w:rPr>
+                  <w:rStyle w:val="a7"/>
+                  <w:rFonts w:ascii="Times New Roman" w:hAnsi="Times New Roman" w:cs="Times New Roman"/>
+                </w:rPr>
+                <w:t>configtx.yaml</w:t>
+              </w:r>
+            </w:hyperlink>
+          </w:p>
+          <w:p>
+            <w:pPr>
+              <w:rPr>
+                <w:rFonts w:ascii="Times New Roman" w:hAnsi="Times New Roman" w:cs="Times New Roman"/>
+              </w:rPr>
+            </w:pPr>
+          </w:p>
+          <w:p>
+            <w:pPr>
+              <w:rPr>
+                <w:rFonts w:ascii="Times New Roman" w:hAnsi="Times New Roman" w:cs="Times New Roman"/>
+              </w:rPr>
+            </w:pPr>
+            <w:r>
+              <w:rPr>
+                <w:rFonts w:ascii="Times New Roman" w:hAnsi="Times New Roman" w:cs="Times New Roman"/>
+              </w:rPr>
+              <w:t xml:space="preserve">$ vi </w:t>
+            </w:r>
+            <w:hyperlink r:id="rId149" w:anchor="file-peer0-org1-yaml" w:history="1">
+              <w:r>
+                <w:rPr>
+                  <w:rStyle w:val="a7"/>
+                  <w:rFonts w:ascii="Times New Roman" w:hAnsi="Times New Roman" w:cs="Times New Roman"/>
+                </w:rPr>
+                <w:t>peer0-org1.yaml</w:t>
+              </w:r>
+            </w:hyperlink>
             <w:r>
               <w:rPr>
                 <w:rFonts w:ascii="Times New Roman" w:hAnsi="Times New Roman" w:cs="Times New Roman"/>
                 <w:color w:val="7030A0"/>
               </w:rPr>
-              <w:t>crypto-</w:t>
+              <w:t xml:space="preserve"> </w:t>
+            </w:r>
+          </w:p>
+          <w:p>
+            <w:pPr>
+              <w:rPr>
+                <w:rFonts w:ascii="Times New Roman" w:hAnsi="Times New Roman" w:cs="Times New Roman"/>
+              </w:rPr>
+            </w:pPr>
+            <w:r>
+              <w:rPr>
+                <w:rFonts w:ascii="Times New Roman" w:hAnsi="Times New Roman" w:cs="Times New Roman"/>
+              </w:rPr>
+              <w:t xml:space="preserve">$ vi </w:t>
+            </w:r>
+            <w:hyperlink r:id="rId150" w:anchor="file-peer0-org2-yaml" w:history="1">
+              <w:r>
+                <w:rPr>
+                  <w:rStyle w:val="a7"/>
+                  <w:rFonts w:ascii="Times New Roman" w:hAnsi="Times New Roman" w:cs="Times New Roman"/>
+                </w:rPr>
+                <w:t xml:space="preserve">peer0-org2.yaml </w:t>
+              </w:r>
+            </w:hyperlink>
+          </w:p>
+          <w:p>
+            <w:pPr>
+              <w:rPr>
+                <w:rFonts w:ascii="Times New Roman" w:hAnsi="Times New Roman" w:cs="Times New Roman"/>
+              </w:rPr>
+            </w:pPr>
+            <w:r>
+              <w:rPr>
+                <w:rFonts w:ascii="Times New Roman" w:hAnsi="Times New Roman" w:cs="Times New Roman"/>
+              </w:rPr>
+              <w:t xml:space="preserve">$ vi </w:t>
+            </w:r>
+            <w:hyperlink r:id="rId151" w:anchor="file-peer0-org3-yaml" w:history="1">
+              <w:r>
+                <w:rPr>
+                  <w:rStyle w:val="a7"/>
+                  <w:rFonts w:ascii="Times New Roman" w:hAnsi="Times New Roman" w:cs="Times New Roman"/>
+                </w:rPr>
+                <w:t>peer0-org3.yaml</w:t>
+              </w:r>
+            </w:hyperlink>
+            <w:r>
+              <w:rPr>
+                <w:rFonts w:ascii="Times New Roman" w:hAnsi="Times New Roman" w:cs="Times New Roman"/>
+                <w:color w:val="7030A0"/>
+              </w:rPr>
+              <w:t xml:space="preserve"> </w:t>
+            </w:r>
+          </w:p>
+          <w:p>
+            <w:pPr>
+              <w:rPr>
+                <w:rFonts w:ascii="Times New Roman" w:hAnsi="Times New Roman" w:cs="Times New Roman"/>
+              </w:rPr>
+            </w:pPr>
+            <w:r>
+              <w:rPr>
+                <w:rFonts w:ascii="Times New Roman" w:hAnsi="Times New Roman" w:cs="Times New Roman"/>
+              </w:rPr>
+              <w:t xml:space="preserve">$ vi </w:t>
+            </w:r>
+            <w:hyperlink r:id="rId152" w:anchor="file-peer0-org4-yaml" w:history="1">
+              <w:r>
+                <w:rPr>
+                  <w:rStyle w:val="a7"/>
+                  <w:rFonts w:ascii="Times New Roman" w:hAnsi="Times New Roman" w:cs="Times New Roman"/>
+                </w:rPr>
+                <w:t>peer0-org4.yaml</w:t>
+              </w:r>
+            </w:hyperlink>
+            <w:r>
+              <w:rPr>
+                <w:rFonts w:ascii="Times New Roman" w:hAnsi="Times New Roman" w:cs="Times New Roman"/>
+                <w:color w:val="7030A0"/>
+              </w:rPr>
+              <w:t xml:space="preserve"> </w:t>
+            </w:r>
+          </w:p>
+          <w:p>
+            <w:pPr>
+              <w:rPr>
+                <w:rFonts w:ascii="Times New Roman" w:hAnsi="Times New Roman" w:cs="Times New Roman"/>
+              </w:rPr>
+            </w:pPr>
+            <w:r>
+              <w:rPr>
+                <w:rFonts w:ascii="Times New Roman" w:hAnsi="Times New Roman" w:cs="Times New Roman"/>
+              </w:rPr>
+              <w:t xml:space="preserve">$ vi </w:t>
+            </w:r>
+            <w:hyperlink r:id="rId153" w:anchor="file-peer0-org5-yaml" w:history="1">
+              <w:r>
+                <w:rPr>
+                  <w:rStyle w:val="a7"/>
+                  <w:rFonts w:ascii="Times New Roman" w:hAnsi="Times New Roman" w:cs="Times New Roman"/>
+                </w:rPr>
+                <w:t xml:space="preserve">peer0-org5.yaml </w:t>
+              </w:r>
+            </w:hyperlink>
+          </w:p>
+          <w:p>
+            <w:pPr>
+              <w:rPr>
+                <w:rFonts w:ascii="Times New Roman" w:hAnsi="Times New Roman" w:cs="Times New Roman"/>
+              </w:rPr>
+            </w:pPr>
+          </w:p>
+          <w:p>
+            <w:pPr>
+              <w:rPr>
+                <w:rStyle w:val="a7"/>
+                <w:rFonts w:ascii="Times New Roman" w:hAnsi="Times New Roman" w:cs="Times New Roman"/>
+              </w:rPr>
+            </w:pPr>
+            <w:r>
+              <w:rPr>
+                <w:rFonts w:ascii="Times New Roman" w:hAnsi="Times New Roman" w:cs="Times New Roman"/>
+              </w:rPr>
+              <w:t xml:space="preserve">$ vi </w:t>
+            </w:r>
+            <w:hyperlink r:id="rId154" w:anchor="file-orderer1-yaml" w:history="1">
+              <w:r>
+                <w:rPr>
+                  <w:rStyle w:val="a7"/>
+                  <w:rFonts w:ascii="Times New Roman" w:hAnsi="Times New Roman" w:cs="Times New Roman"/>
+                </w:rPr>
+                <w:t xml:space="preserve">orderer1.yaml </w:t>
+              </w:r>
+            </w:hyperlink>
+          </w:p>
+          <w:p>
+            <w:pPr>
+              <w:rPr>
+                <w:rFonts w:ascii="Times New Roman" w:hAnsi="Times New Roman" w:cs="Times New Roman"/>
+              </w:rPr>
+            </w:pPr>
+            <w:r>
+              <w:rPr>
+                <w:rFonts w:ascii="Times New Roman" w:hAnsi="Times New Roman" w:cs="Times New Roman" w:hint="eastAsia"/>
+              </w:rPr>
+              <w:t>$</w:t>
+            </w:r>
+            <w:r>
+              <w:rPr>
+                <w:rFonts w:ascii="Times New Roman" w:hAnsi="Times New Roman" w:cs="Times New Roman"/>
+              </w:rPr>
+              <w:t xml:space="preserve"> vi </w:t>
+            </w:r>
+            <w:hyperlink r:id="rId155" w:anchor="file-orderer2-yaml" w:history="1">
+              <w:r>
+                <w:rPr>
+                  <w:rStyle w:val="a7"/>
+                  <w:rFonts w:ascii="Times New Roman" w:hAnsi="Times New Roman" w:cs="Times New Roman"/>
+                </w:rPr>
+                <w:t>orderer2.yaml</w:t>
+              </w:r>
+            </w:hyperlink>
+          </w:p>
+          <w:p>
+            <w:pPr>
+              <w:rPr>
+                <w:rFonts w:ascii="Times New Roman" w:hAnsi="Times New Roman" w:cs="Times New Roman"/>
+              </w:rPr>
+            </w:pPr>
+            <w:r>
+              <w:rPr>
+                <w:rFonts w:ascii="Times New Roman" w:hAnsi="Times New Roman" w:cs="Times New Roman" w:hint="eastAsia"/>
+              </w:rPr>
+              <w:t>$</w:t>
+            </w:r>
+            <w:r>
+              <w:rPr>
+                <w:rFonts w:ascii="Times New Roman" w:hAnsi="Times New Roman" w:cs="Times New Roman"/>
+              </w:rPr>
+              <w:t xml:space="preserve"> vi </w:t>
+            </w:r>
+            <w:hyperlink r:id="rId156" w:anchor="file-orderer3-yaml" w:history="1">
+              <w:r>
+                <w:rPr>
+                  <w:rStyle w:val="a7"/>
+                  <w:rFonts w:ascii="Times New Roman" w:hAnsi="Times New Roman" w:cs="Times New Roman"/>
+                </w:rPr>
+                <w:t>orderer3.yaml</w:t>
+              </w:r>
+            </w:hyperlink>
+          </w:p>
+          <w:p>
+            <w:pPr>
+              <w:rPr>
+                <w:rFonts w:ascii="Times New Roman" w:hAnsi="Times New Roman" w:cs="Times New Roman"/>
+              </w:rPr>
+            </w:pPr>
+            <w:r>
+              <w:rPr>
+                <w:rFonts w:ascii="Times New Roman" w:hAnsi="Times New Roman" w:cs="Times New Roman" w:hint="eastAsia"/>
+              </w:rPr>
+              <w:t>$</w:t>
+            </w:r>
+            <w:r>
+              <w:rPr>
+                <w:rFonts w:ascii="Times New Roman" w:hAnsi="Times New Roman" w:cs="Times New Roman"/>
+              </w:rPr>
+              <w:t xml:space="preserve"> vi </w:t>
+            </w:r>
+            <w:hyperlink r:id="rId157" w:anchor="file-orderer4-yaml" w:history="1">
+              <w:r>
+                <w:rPr>
+                  <w:rStyle w:val="a7"/>
+                  <w:rFonts w:ascii="Times New Roman" w:hAnsi="Times New Roman" w:cs="Times New Roman"/>
+                </w:rPr>
+                <w:t>orderer4.yaml</w:t>
+              </w:r>
+            </w:hyperlink>
+          </w:p>
+          <w:p>
+            <w:pPr>
+              <w:rPr>
+                <w:rFonts w:ascii="Times New Roman" w:hAnsi="Times New Roman" w:cs="Times New Roman"/>
+              </w:rPr>
+            </w:pPr>
+            <w:r>
+              <w:rPr>
+                <w:rFonts w:ascii="Times New Roman" w:hAnsi="Times New Roman" w:cs="Times New Roman" w:hint="eastAsia"/>
+              </w:rPr>
+              <w:t>$</w:t>
+            </w:r>
+            <w:r>
+              <w:rPr>
+                <w:rFonts w:ascii="Times New Roman" w:hAnsi="Times New Roman" w:cs="Times New Roman"/>
+              </w:rPr>
+              <w:t xml:space="preserve"> vi </w:t>
+            </w:r>
+            <w:r>
+              <w:rPr>
+                <w:rFonts w:ascii="Times New Roman" w:hAnsi="Times New Roman" w:cs="Times New Roman"/>
+                <w:color w:val="7030A0"/>
+              </w:rPr>
+              <w:t>orderer5.yaml</w:t>
+            </w:r>
+          </w:p>
+          <w:p>
+            <w:pPr>
+              <w:rPr>
+                <w:rFonts w:ascii="Times New Roman" w:hAnsi="Times New Roman" w:cs="Times New Roman"/>
+              </w:rPr>
+            </w:pPr>
+          </w:p>
+          <w:p>
+            <w:pPr>
+              <w:rPr>
+                <w:rFonts w:ascii="Times New Roman" w:hAnsi="Times New Roman" w:cs="Times New Roman"/>
+              </w:rPr>
+            </w:pPr>
+            <w:r>
+              <w:rPr>
+                <w:rFonts w:ascii="Times New Roman" w:hAnsi="Times New Roman" w:cs="Times New Roman"/>
+              </w:rPr>
+              <w:t xml:space="preserve">$ vi </w:t>
             </w:r>
             <w:proofErr w:type="spellStart"/>
-            <w:proofErr w:type="gramStart"/>
             <w:r>
               <w:rPr>
                 <w:rFonts w:ascii="Times New Roman" w:hAnsi="Times New Roman" w:cs="Times New Roman"/>
                 <w:color w:val="7030A0"/>
               </w:rPr>
-              <w:t>config.yaml</w:t>
+              <w:t>cli.yaml</w:t>
             </w:r>
             <w:proofErr w:type="spellEnd"/>
-            <w:proofErr w:type="gramEnd"/>
-          </w:p>
-          <w:p>
-            <w:pPr>
-              <w:rPr>
-                <w:rFonts w:ascii="Times New Roman" w:hAnsi="Times New Roman" w:cs="Times New Roman"/>
-              </w:rPr>
-            </w:pPr>
-            <w:r>
-              <w:rPr>
-                <w:rFonts w:ascii="Times New Roman" w:hAnsi="Times New Roman" w:cs="Times New Roman"/>
-              </w:rPr>
-              <w:t xml:space="preserve">$ vi </w:t>
-            </w:r>
-            <w:proofErr w:type="spellStart"/>
-            <w:proofErr w:type="gramStart"/>
-            <w:r>
-              <w:rPr>
-                <w:rFonts w:ascii="Times New Roman" w:hAnsi="Times New Roman" w:cs="Times New Roman"/>
-                <w:color w:val="7030A0"/>
-              </w:rPr>
-              <w:t>configtx.yaml</w:t>
-            </w:r>
-            <w:proofErr w:type="spellEnd"/>
-            <w:proofErr w:type="gramEnd"/>
-          </w:p>
-          <w:p>
-            <w:pPr>
-              <w:rPr>
-                <w:rFonts w:ascii="Times New Roman" w:hAnsi="Times New Roman" w:cs="Times New Roman"/>
-              </w:rPr>
-            </w:pPr>
-          </w:p>
-          <w:p>
-            <w:pPr>
-              <w:rPr>
-                <w:rFonts w:ascii="Times New Roman" w:hAnsi="Times New Roman" w:cs="Times New Roman"/>
-              </w:rPr>
-            </w:pPr>
-            <w:r>
-              <w:rPr>
-                <w:rFonts w:ascii="Times New Roman" w:hAnsi="Times New Roman" w:cs="Times New Roman"/>
-              </w:rPr>
-              <w:t xml:space="preserve">$ vi </w:t>
-            </w:r>
-            <w:r>
-              <w:rPr>
-                <w:rFonts w:ascii="Times New Roman" w:hAnsi="Times New Roman" w:cs="Times New Roman"/>
-                <w:color w:val="7030A0"/>
-              </w:rPr>
-              <w:t>peer0-org1.yaml</w:t>
-            </w:r>
-            <w:r>
-              <w:rPr>
-                <w:rFonts w:ascii="Times New Roman" w:hAnsi="Times New Roman" w:cs="Times New Roman"/>
-                <w:color w:val="7030A0"/>
-              </w:rPr>
-              <w:t xml:space="preserve"> </w:t>
-            </w:r>
-          </w:p>
-          <w:p>
-            <w:pPr>
-              <w:rPr>
-                <w:rFonts w:ascii="Times New Roman" w:hAnsi="Times New Roman" w:cs="Times New Roman"/>
-              </w:rPr>
-            </w:pPr>
-            <w:r>
-              <w:rPr>
-                <w:rFonts w:ascii="Times New Roman" w:hAnsi="Times New Roman" w:cs="Times New Roman"/>
-              </w:rPr>
-              <w:t xml:space="preserve">$ vi </w:t>
-            </w:r>
-            <w:r>
-              <w:rPr>
-                <w:rFonts w:ascii="Times New Roman" w:hAnsi="Times New Roman" w:cs="Times New Roman"/>
-                <w:color w:val="7030A0"/>
-              </w:rPr>
-              <w:t>peer0-org2.yaml</w:t>
-            </w:r>
-            <w:r>
-              <w:rPr>
-                <w:rFonts w:ascii="Times New Roman" w:hAnsi="Times New Roman" w:cs="Times New Roman"/>
-                <w:color w:val="7030A0"/>
-              </w:rPr>
-              <w:t xml:space="preserve"> </w:t>
-            </w:r>
-          </w:p>
-          <w:p>
-            <w:pPr>
-              <w:rPr>
-                <w:rFonts w:ascii="Times New Roman" w:hAnsi="Times New Roman" w:cs="Times New Roman"/>
-              </w:rPr>
-            </w:pPr>
-            <w:r>
-              <w:rPr>
-                <w:rFonts w:ascii="Times New Roman" w:hAnsi="Times New Roman" w:cs="Times New Roman"/>
-              </w:rPr>
-              <w:t xml:space="preserve">$ vi </w:t>
-            </w:r>
-            <w:r>
-              <w:rPr>
-                <w:rFonts w:ascii="Times New Roman" w:hAnsi="Times New Roman" w:cs="Times New Roman"/>
-                <w:color w:val="7030A0"/>
-              </w:rPr>
-              <w:t>peer0-org</w:t>
-            </w:r>
-            <w:r>
-              <w:rPr>
-                <w:rFonts w:ascii="Times New Roman" w:hAnsi="Times New Roman" w:cs="Times New Roman"/>
-                <w:color w:val="7030A0"/>
-              </w:rPr>
-              <w:t>3</w:t>
-            </w:r>
-            <w:r>
-              <w:rPr>
-                <w:rFonts w:ascii="Times New Roman" w:hAnsi="Times New Roman" w:cs="Times New Roman"/>
-                <w:color w:val="7030A0"/>
-              </w:rPr>
-              <w:t>.yaml</w:t>
-            </w:r>
-            <w:r>
-              <w:rPr>
-                <w:rFonts w:ascii="Times New Roman" w:hAnsi="Times New Roman" w:cs="Times New Roman"/>
-                <w:color w:val="7030A0"/>
-              </w:rPr>
-              <w:t xml:space="preserve"> </w:t>
-            </w:r>
-          </w:p>
-          <w:p>
-            <w:pPr>
-              <w:rPr>
-                <w:rFonts w:ascii="Times New Roman" w:hAnsi="Times New Roman" w:cs="Times New Roman"/>
-              </w:rPr>
-            </w:pPr>
-            <w:r>
-              <w:rPr>
-                <w:rFonts w:ascii="Times New Roman" w:hAnsi="Times New Roman" w:cs="Times New Roman"/>
-              </w:rPr>
-              <w:t xml:space="preserve">$ vi </w:t>
-            </w:r>
-            <w:r>
-              <w:rPr>
-                <w:rFonts w:ascii="Times New Roman" w:hAnsi="Times New Roman" w:cs="Times New Roman"/>
-                <w:color w:val="7030A0"/>
-              </w:rPr>
-              <w:t>peer0-org</w:t>
-            </w:r>
-            <w:r>
-              <w:rPr>
-                <w:rFonts w:ascii="Times New Roman" w:hAnsi="Times New Roman" w:cs="Times New Roman"/>
-                <w:color w:val="7030A0"/>
-              </w:rPr>
-              <w:t>4</w:t>
-            </w:r>
-            <w:r>
-              <w:rPr>
-                <w:rFonts w:ascii="Times New Roman" w:hAnsi="Times New Roman" w:cs="Times New Roman"/>
-                <w:color w:val="7030A0"/>
-              </w:rPr>
-              <w:t>.yaml</w:t>
-            </w:r>
-            <w:r>
-              <w:rPr>
-                <w:rFonts w:ascii="Times New Roman" w:hAnsi="Times New Roman" w:cs="Times New Roman"/>
-                <w:color w:val="7030A0"/>
-              </w:rPr>
-              <w:t xml:space="preserve"> </w:t>
-            </w:r>
-          </w:p>
-          <w:p>
-            <w:pPr>
-              <w:rPr>
-                <w:rFonts w:ascii="Times New Roman" w:hAnsi="Times New Roman" w:cs="Times New Roman"/>
-              </w:rPr>
-            </w:pPr>
-            <w:r>
-              <w:rPr>
-                <w:rFonts w:ascii="Times New Roman" w:hAnsi="Times New Roman" w:cs="Times New Roman"/>
-              </w:rPr>
-              <w:t xml:space="preserve">$ vi </w:t>
-            </w:r>
-            <w:r>
-              <w:rPr>
-                <w:rFonts w:ascii="Times New Roman" w:hAnsi="Times New Roman" w:cs="Times New Roman"/>
-                <w:color w:val="7030A0"/>
-              </w:rPr>
-              <w:t>peer0-org</w:t>
-            </w:r>
-            <w:r>
-              <w:rPr>
-                <w:rFonts w:ascii="Times New Roman" w:hAnsi="Times New Roman" w:cs="Times New Roman"/>
-                <w:color w:val="7030A0"/>
-              </w:rPr>
-              <w:t>5</w:t>
-            </w:r>
-            <w:r>
-              <w:rPr>
-                <w:rFonts w:ascii="Times New Roman" w:hAnsi="Times New Roman" w:cs="Times New Roman"/>
-                <w:color w:val="7030A0"/>
-              </w:rPr>
-              <w:t>.yaml</w:t>
-            </w:r>
-            <w:r>
-              <w:rPr>
-                <w:rFonts w:ascii="Times New Roman" w:hAnsi="Times New Roman" w:cs="Times New Roman"/>
-                <w:color w:val="7030A0"/>
-              </w:rPr>
-              <w:t xml:space="preserve"> </w:t>
-            </w:r>
-          </w:p>
-          <w:p>
-            <w:pPr>
-              <w:rPr>
-                <w:rFonts w:ascii="Times New Roman" w:hAnsi="Times New Roman" w:cs="Times New Roman"/>
-              </w:rPr>
-            </w:pPr>
-          </w:p>
-          <w:p>
-            <w:pPr>
-              <w:rPr>
-                <w:rStyle w:val="a7"/>
-                <w:rFonts w:ascii="Times New Roman" w:hAnsi="Times New Roman" w:cs="Times New Roman"/>
-              </w:rPr>
-            </w:pPr>
-            <w:r>
-              <w:rPr>
-                <w:rFonts w:ascii="Times New Roman" w:hAnsi="Times New Roman" w:cs="Times New Roman"/>
-              </w:rPr>
-              <w:t xml:space="preserve">$ vi </w:t>
-            </w:r>
-            <w:r>
-              <w:rPr>
-                <w:rFonts w:ascii="Times New Roman" w:hAnsi="Times New Roman" w:cs="Times New Roman"/>
-                <w:color w:val="7030A0"/>
-              </w:rPr>
-              <w:t xml:space="preserve">orderer1.yaml </w:t>
-            </w:r>
-          </w:p>
-          <w:p>
-            <w:pPr>
-              <w:rPr>
-                <w:rFonts w:ascii="Times New Roman" w:hAnsi="Times New Roman" w:cs="Times New Roman"/>
-              </w:rPr>
-            </w:pPr>
-            <w:r>
-              <w:rPr>
-                <w:rFonts w:ascii="Times New Roman" w:hAnsi="Times New Roman" w:cs="Times New Roman" w:hint="eastAsia"/>
-              </w:rPr>
-              <w:t>$</w:t>
-            </w:r>
-            <w:r>
-              <w:rPr>
-                <w:rFonts w:ascii="Times New Roman" w:hAnsi="Times New Roman" w:cs="Times New Roman"/>
-              </w:rPr>
-              <w:t xml:space="preserve"> vi </w:t>
-            </w:r>
-            <w:r>
-              <w:rPr>
-                <w:rFonts w:ascii="Times New Roman" w:hAnsi="Times New Roman" w:cs="Times New Roman"/>
-                <w:color w:val="7030A0"/>
-              </w:rPr>
-              <w:t>orderer2.yaml</w:t>
-            </w:r>
-          </w:p>
-          <w:p>
-            <w:pPr>
-              <w:rPr>
-                <w:rFonts w:ascii="Times New Roman" w:hAnsi="Times New Roman" w:cs="Times New Roman"/>
-              </w:rPr>
-            </w:pPr>
-            <w:r>
-              <w:rPr>
-                <w:rFonts w:ascii="Times New Roman" w:hAnsi="Times New Roman" w:cs="Times New Roman" w:hint="eastAsia"/>
-              </w:rPr>
-              <w:t>$</w:t>
-            </w:r>
-            <w:r>
-              <w:rPr>
-                <w:rFonts w:ascii="Times New Roman" w:hAnsi="Times New Roman" w:cs="Times New Roman"/>
-              </w:rPr>
-              <w:t xml:space="preserve"> vi </w:t>
-            </w:r>
-            <w:r>
-              <w:rPr>
-                <w:rFonts w:ascii="Times New Roman" w:hAnsi="Times New Roman" w:cs="Times New Roman"/>
-                <w:color w:val="7030A0"/>
-              </w:rPr>
-              <w:t>orderer3.yaml</w:t>
-            </w:r>
-          </w:p>
-          <w:p>
-            <w:pPr>
-              <w:rPr>
-                <w:rFonts w:ascii="Times New Roman" w:hAnsi="Times New Roman" w:cs="Times New Roman"/>
-              </w:rPr>
-            </w:pPr>
-            <w:r>
-              <w:rPr>
-                <w:rFonts w:ascii="Times New Roman" w:hAnsi="Times New Roman" w:cs="Times New Roman" w:hint="eastAsia"/>
-              </w:rPr>
-              <w:t>$</w:t>
-            </w:r>
-            <w:r>
-              <w:rPr>
-                <w:rFonts w:ascii="Times New Roman" w:hAnsi="Times New Roman" w:cs="Times New Roman"/>
-              </w:rPr>
-              <w:t xml:space="preserve"> vi </w:t>
-            </w:r>
-            <w:r>
-              <w:rPr>
-                <w:rFonts w:ascii="Times New Roman" w:hAnsi="Times New Roman" w:cs="Times New Roman"/>
-                <w:color w:val="7030A0"/>
-              </w:rPr>
-              <w:t>orderer4.yaml</w:t>
-            </w:r>
-          </w:p>
-          <w:p>
-            <w:pPr>
-              <w:rPr>
-                <w:rFonts w:ascii="Times New Roman" w:hAnsi="Times New Roman" w:cs="Times New Roman"/>
-              </w:rPr>
-            </w:pPr>
-            <w:r>
-              <w:rPr>
-                <w:rFonts w:ascii="Times New Roman" w:hAnsi="Times New Roman" w:cs="Times New Roman" w:hint="eastAsia"/>
-              </w:rPr>
-              <w:t>$</w:t>
-            </w:r>
-            <w:r>
-              <w:rPr>
-                <w:rFonts w:ascii="Times New Roman" w:hAnsi="Times New Roman" w:cs="Times New Roman"/>
-              </w:rPr>
-              <w:t xml:space="preserve"> vi </w:t>
-            </w:r>
-            <w:r>
-              <w:rPr>
-                <w:rFonts w:ascii="Times New Roman" w:hAnsi="Times New Roman" w:cs="Times New Roman"/>
-                <w:color w:val="7030A0"/>
-              </w:rPr>
-              <w:t>orderer5.yaml</w:t>
-            </w:r>
-          </w:p>
-          <w:p>
-            <w:pPr>
-              <w:rPr>
-                <w:rFonts w:ascii="Times New Roman" w:hAnsi="Times New Roman" w:cs="Times New Roman"/>
-              </w:rPr>
-            </w:pPr>
-          </w:p>
-          <w:p>
-            <w:pPr>
-              <w:rPr>
-                <w:rFonts w:ascii="Times New Roman" w:hAnsi="Times New Roman" w:cs="Times New Roman"/>
-              </w:rPr>
-            </w:pPr>
-            <w:r>
-              <w:rPr>
-                <w:rFonts w:ascii="Times New Roman" w:hAnsi="Times New Roman" w:cs="Times New Roman"/>
-              </w:rPr>
-              <w:t xml:space="preserve">$ vi </w:t>
-            </w:r>
-            <w:proofErr w:type="spellStart"/>
-            <w:proofErr w:type="gramStart"/>
-            <w:r>
-              <w:rPr>
-                <w:rFonts w:ascii="Times New Roman" w:hAnsi="Times New Roman" w:cs="Times New Roman"/>
-                <w:color w:val="7030A0"/>
-              </w:rPr>
-              <w:t>cli.yaml</w:t>
-            </w:r>
-            <w:proofErr w:type="spellEnd"/>
-            <w:proofErr w:type="gramEnd"/>
             <w:r>
               <w:rPr>
                 <w:rFonts w:ascii="Times New Roman" w:hAnsi="Times New Roman" w:cs="Times New Roman"/>
@@ -23928,7 +23637,6 @@
         <w:t xml:space="preserve"> (of peer0.org1) connects to Peer0.org1.example.com:7051, creates a </w:t>
       </w:r>
       <w:proofErr w:type="spellStart"/>
-      <w:proofErr w:type="gramStart"/>
       <w:r>
         <w:rPr>
           <w:rFonts w:ascii="Times New Roman" w:hAnsi="Times New Roman" w:cs="Times New Roman"/>
@@ -23936,7 +23644,6 @@
         <w:t>channel.block</w:t>
       </w:r>
       <w:proofErr w:type="spellEnd"/>
-      <w:proofErr w:type="gramEnd"/>
       <w:r>
         <w:rPr>
           <w:rFonts w:ascii="Times New Roman" w:hAnsi="Times New Roman" w:cs="Times New Roman"/>
@@ -23989,7 +23696,6 @@
               </w:rPr>
               <w:t xml:space="preserve">// </w:t>
             </w:r>
-            <w:proofErr w:type="gramStart"/>
             <w:r>
               <w:rPr>
                 <w:rFonts w:asciiTheme="minorHAnsi" w:hAnsiTheme="minorHAnsi" w:cstheme="minorHAnsi"/>
@@ -23998,7 +23704,6 @@
               </w:rPr>
               <w:t>CLI  goes</w:t>
             </w:r>
-            <w:proofErr w:type="gramEnd"/>
             <w:r>
               <w:rPr>
                 <w:rFonts w:asciiTheme="minorHAnsi" w:hAnsiTheme="minorHAnsi" w:cstheme="minorHAnsi"/>
@@ -24063,25 +23768,7 @@
                 <w:sz w:val="22"/>
                 <w:szCs w:val="22"/>
               </w:rPr>
-              <w:t xml:space="preserve"># </w:t>
-            </w:r>
-            <w:proofErr w:type="gramStart"/>
-            <w:r>
-              <w:rPr>
-                <w:rFonts w:asciiTheme="minorHAnsi" w:hAnsiTheme="minorHAnsi" w:cstheme="minorHAnsi"/>
-                <w:sz w:val="22"/>
-                <w:szCs w:val="22"/>
-              </w:rPr>
-              <w:t>cd</w:t>
-            </w:r>
-            <w:proofErr w:type="gramEnd"/>
-            <w:r>
-              <w:rPr>
-                <w:rFonts w:asciiTheme="minorHAnsi" w:hAnsiTheme="minorHAnsi" w:cstheme="minorHAnsi"/>
-                <w:sz w:val="22"/>
-                <w:szCs w:val="22"/>
-              </w:rPr>
-              <w:t xml:space="preserve"> scripts</w:t>
+              <w:t># cd scripts</w:t>
             </w:r>
             <w:r>
               <w:rPr>
@@ -24518,16 +24205,8 @@
               <w:rPr>
                 <w:bCs/>
               </w:rPr>
-              <w:t xml:space="preserve"> </w:t>
-            </w:r>
-            <w:proofErr w:type="gramStart"/>
-            <w:r>
-              <w:rPr>
-                <w:bCs/>
-              </w:rPr>
-              <w:t>exit</w:t>
-            </w:r>
-            <w:proofErr w:type="gramEnd"/>
+              <w:t xml:space="preserve"> exit</w:t>
+            </w:r>
           </w:p>
           <w:p>
             <w:pPr>
@@ -24760,7 +24439,7 @@
               </w:rPr>
               <w:t xml:space="preserve"> vi </w:t>
             </w:r>
-            <w:hyperlink r:id="rId147" w:anchor="file-read_pem-py" w:history="1">
+            <w:hyperlink r:id="rId158" w:anchor="file-read_pem-py" w:history="1">
               <w:r>
                 <w:rPr>
                   <w:rStyle w:val="a7"/>
@@ -24789,7 +24468,7 @@
               </w:rPr>
               <w:t xml:space="preserve"> vi </w:t>
             </w:r>
-            <w:hyperlink r:id="rId148" w:anchor="file-prepare_tls_peer0_org1-sh" w:history="1">
+            <w:hyperlink r:id="rId159" w:anchor="file-prepare_tls_peer0_org1-sh" w:history="1">
               <w:r>
                 <w:rPr>
                   <w:rStyle w:val="a7"/>
@@ -24819,7 +24498,7 @@
               </w:rPr>
               <w:t xml:space="preserve"> vi </w:t>
             </w:r>
-            <w:hyperlink r:id="rId149" w:anchor="file-prepare_tls_peer0_org2-sh" w:history="1">
+            <w:hyperlink r:id="rId160" w:anchor="file-prepare_tls_peer0_org2-sh" w:history="1">
               <w:r>
                 <w:rPr>
                   <w:rStyle w:val="a7"/>
@@ -24848,21 +24527,10 @@
               <w:t>$</w:t>
             </w:r>
             <w:r>
-              <w:t xml:space="preserve"> vi prepare_tls_peer0_org</w:t>
-            </w:r>
-            <w:r>
-              <w:t>4</w:t>
-            </w:r>
-            <w:r>
-              <w:t>.sh</w:t>
-            </w:r>
-          </w:p>
-          <w:p>
-            <w:pPr>
-              <w:rPr>
-                <w:rFonts w:hint="eastAsia"/>
-              </w:rPr>
-            </w:pPr>
+              <w:t xml:space="preserve"> vi prepare_tls_peer0_org4.sh</w:t>
+            </w:r>
+          </w:p>
+          <w:p>
             <w:r>
               <w:rPr>
                 <w:bCs/>
@@ -24870,13 +24538,7 @@
               <w:t>$</w:t>
             </w:r>
             <w:r>
-              <w:t xml:space="preserve"> vi prepare_tls_peer0_org</w:t>
-            </w:r>
-            <w:r>
-              <w:t>5</w:t>
-            </w:r>
-            <w:r>
-              <w:t>.sh</w:t>
+              <w:t xml:space="preserve"> vi prepare_tls_peer0_org5.sh</w:t>
             </w:r>
           </w:p>
           <w:p>
@@ -25013,7 +24675,7 @@
               </w:rPr>
               <w:t xml:space="preserve"> vi </w:t>
             </w:r>
-            <w:hyperlink r:id="rId150" w:anchor="file-prepare_wallet_user1_org1-py" w:history="1">
+            <w:hyperlink r:id="rId161" w:anchor="file-prepare_wallet_user1_org1-py" w:history="1">
               <w:r>
                 <w:rPr>
                   <w:rStyle w:val="a7"/>
@@ -25043,7 +24705,7 @@
               </w:rPr>
               <w:t xml:space="preserve"> vi </w:t>
             </w:r>
-            <w:hyperlink r:id="rId151" w:anchor="file-prepare_wallet_user1_org2-py" w:history="1">
+            <w:hyperlink r:id="rId162" w:anchor="file-prepare_wallet_user1_org2-py" w:history="1">
               <w:r>
                 <w:rPr>
                   <w:rStyle w:val="a7"/>
@@ -25339,9 +25001,54 @@
           <w:p>
             <w:pPr>
               <w:rPr>
+                <w:bCs/>
+              </w:rPr>
+            </w:pPr>
+            <w:r>
+              <w:rPr>
                 <w:rFonts w:hint="eastAsia"/>
                 <w:bCs/>
               </w:rPr>
+              <w:t>$</w:t>
+            </w:r>
+            <w:r>
+              <w:rPr>
+                <w:bCs/>
+              </w:rPr>
+              <w:t xml:space="preserve"> </w:t>
+            </w:r>
+            <w:proofErr w:type="spellStart"/>
+            <w:r>
+              <w:rPr>
+                <w:bCs/>
+              </w:rPr>
+              <w:t>mkdir</w:t>
+            </w:r>
+            <w:proofErr w:type="spellEnd"/>
+            <w:r>
+              <w:rPr>
+                <w:bCs/>
+              </w:rPr>
+              <w:t xml:space="preserve"> </w:t>
+            </w:r>
+            <w:r>
+              <w:rPr>
+                <w:bCs/>
+              </w:rPr>
+              <w:t>sdk-peer0-org</w:t>
+            </w:r>
+            <w:r>
+              <w:rPr>
+                <w:bCs/>
+              </w:rPr>
+              <w:t>5</w:t>
+            </w:r>
+          </w:p>
+          <w:p>
+            <w:pPr>
+              <w:rPr>
+                <w:bCs/>
+              </w:rPr>
             </w:pPr>
             <w:r>
               <w:rPr>
@@ -25354,55 +25061,9 @@
               <w:rPr>
                 <w:bCs/>
               </w:rPr>
-              <w:t xml:space="preserve"> </w:t>
-            </w:r>
-            <w:proofErr w:type="spellStart"/>
-            <w:r>
-              <w:rPr>
-                <w:bCs/>
-              </w:rPr>
-              <w:t>mkdir</w:t>
-            </w:r>
-            <w:proofErr w:type="spellEnd"/>
-            <w:r>
-              <w:rPr>
-                <w:bCs/>
-              </w:rPr>
-              <w:t xml:space="preserve"> </w:t>
-            </w:r>
-            <w:r>
-              <w:rPr>
-                <w:bCs/>
-              </w:rPr>
-              <w:t>sdk-peer0-org</w:t>
-            </w:r>
-            <w:r>
-              <w:rPr>
-                <w:bCs/>
-              </w:rPr>
-              <w:t>5</w:t>
-            </w:r>
-          </w:p>
-          <w:p>
-            <w:pPr>
-              <w:rPr>
-                <w:bCs/>
-              </w:rPr>
-            </w:pPr>
-            <w:r>
-              <w:rPr>
-                <w:rFonts w:hint="eastAsia"/>
-                <w:bCs/>
-              </w:rPr>
-              <w:t>$</w:t>
-            </w:r>
-            <w:r>
-              <w:rPr>
-                <w:bCs/>
-              </w:rPr>
               <w:t xml:space="preserve"> vi </w:t>
             </w:r>
-            <w:hyperlink r:id="rId152" w:anchor="file-invoke-js" w:history="1">
+            <w:hyperlink r:id="rId163" w:anchor="file-invoke-js" w:history="1">
               <w:r>
                 <w:rPr>
                   <w:rStyle w:val="a7"/>
@@ -25431,7 +25092,7 @@
               </w:rPr>
               <w:t xml:space="preserve"> vi </w:t>
             </w:r>
-            <w:hyperlink r:id="rId153" w:anchor="file-prepare_sdk_peer0_org1-sh" w:history="1">
+            <w:hyperlink r:id="rId164" w:anchor="file-prepare_sdk_peer0_org1-sh" w:history="1">
               <w:r>
                 <w:rPr>
                   <w:rStyle w:val="a7"/>
@@ -25461,7 +25122,7 @@
               </w:rPr>
               <w:t xml:space="preserve"> vi </w:t>
             </w:r>
-            <w:hyperlink r:id="rId154" w:anchor="file-prepare_sdk_peer0_org2-sh" w:history="1">
+            <w:hyperlink r:id="rId165" w:anchor="file-prepare_sdk_peer0_org2-sh" w:history="1">
               <w:r>
                 <w:rPr>
                   <w:rStyle w:val="a7"/>
@@ -25619,7 +25280,7 @@
         </w:rPr>
         <w:t xml:space="preserve">prepares wallets of </w:t>
       </w:r>
-      <w:hyperlink r:id="rId155" w:history="1">
+      <w:hyperlink r:id="rId166" w:history="1">
         <w:r>
           <w:rPr>
             <w:rStyle w:val="a7"/>
@@ -25634,7 +25295,7 @@
         </w:rPr>
         <w:t xml:space="preserve"> and </w:t>
       </w:r>
-      <w:hyperlink r:id="rId156" w:history="1">
+      <w:hyperlink r:id="rId167" w:history="1">
         <w:r>
           <w:rPr>
             <w:rStyle w:val="a7"/>
@@ -25709,7 +25370,7 @@
               </w:rPr>
               <w:t xml:space="preserve"> python </w:t>
             </w:r>
-            <w:hyperlink r:id="rId157" w:anchor="file-step2-sh" w:history="1">
+            <w:hyperlink r:id="rId168" w:anchor="file-step2-sh" w:history="1">
               <w:r>
                 <w:rPr>
                   <w:rStyle w:val="a7"/>
@@ -25739,7 +25400,7 @@
               </w:rPr>
               <w:t xml:space="preserve"> python </w:t>
             </w:r>
-            <w:hyperlink r:id="rId158" w:anchor="file-prepare_wallet_user1_org2-py" w:history="1">
+            <w:hyperlink r:id="rId169" w:anchor="file-prepare_wallet_user1_org2-py" w:history="1">
               <w:r>
                 <w:rPr>
                   <w:rStyle w:val="a7"/>
@@ -26087,7 +25748,7 @@
               </w:rPr>
               <w:t xml:space="preserve"> node </w:t>
             </w:r>
-            <w:hyperlink r:id="rId159" w:anchor="file-query-js" w:history="1">
+            <w:hyperlink r:id="rId170" w:anchor="file-query-js" w:history="1">
               <w:r>
                 <w:rPr>
                   <w:rStyle w:val="a7"/>
@@ -26122,7 +25783,7 @@
               </w:rPr>
               <w:t xml:space="preserve"> node </w:t>
             </w:r>
-            <w:hyperlink r:id="rId160" w:anchor="file-invoke-js" w:history="1">
+            <w:hyperlink r:id="rId171" w:anchor="file-invoke-js" w:history="1">
               <w:r>
                 <w:rPr>
                   <w:rStyle w:val="a7"/>
@@ -26217,7 +25878,7 @@
             <w:r>
               <w:t xml:space="preserve">$ python </w:t>
             </w:r>
-            <w:hyperlink r:id="rId161" w:anchor="file-readthroughput_p1-py" w:history="1">
+            <w:hyperlink r:id="rId172" w:anchor="file-readthroughput_p1-py" w:history="1">
               <w:r>
                 <w:rPr>
                   <w:rStyle w:val="a7"/>
@@ -26314,7 +25975,7 @@
             <w:r>
               <w:t xml:space="preserve"> python </w:t>
             </w:r>
-            <w:hyperlink r:id="rId162" w:anchor="file-readdelay_p1-py" w:history="1">
+            <w:hyperlink r:id="rId173" w:anchor="file-readdelay_p1-py" w:history="1">
               <w:r>
                 <w:rPr>
                   <w:rStyle w:val="a7"/>
@@ -26550,29 +26211,50 @@
                 <w:rFonts w:cstheme="minorHAnsi"/>
                 <w:b/>
               </w:rPr>
-              <w:t>'| awk '{print $</w:t>
-            </w:r>
-            <w:proofErr w:type="gramStart"/>
+              <w:t xml:space="preserve">'| awk '{print $1 }') &gt;&amp; </w:t>
+            </w:r>
+            <w:proofErr w:type="spellStart"/>
             <w:r>
               <w:rPr>
                 <w:rFonts w:cstheme="minorHAnsi"/>
                 <w:b/>
               </w:rPr>
-              <w:t>1 }</w:t>
-            </w:r>
-            <w:proofErr w:type="gramEnd"/>
+              <w:t>ordererlog</w:t>
+            </w:r>
+            <w:proofErr w:type="spellEnd"/>
             <w:r>
               <w:rPr>
                 <w:rFonts w:cstheme="minorHAnsi"/>
-                <w:b/>
-              </w:rPr>
-              <w:t xml:space="preserve">') &gt;&amp; </w:t>
+              </w:rPr>
+              <w:br/>
+            </w:r>
+            <w:r>
+              <w:t xml:space="preserve">// </w:t>
+            </w:r>
+            <w:r>
+              <w:rPr>
+                <w:rFonts w:cstheme="minorHAnsi"/>
+              </w:rPr>
+              <w:t xml:space="preserve">$ </w:t>
             </w:r>
             <w:proofErr w:type="spellStart"/>
             <w:r>
               <w:rPr>
                 <w:rFonts w:cstheme="minorHAnsi"/>
-                <w:b/>
+              </w:rPr>
+              <w:t>scp</w:t>
+            </w:r>
+            <w:proofErr w:type="spellEnd"/>
+            <w:r>
+              <w:rPr>
+                <w:rFonts w:cstheme="minorHAnsi"/>
+              </w:rPr>
+              <w:t xml:space="preserve"> </w:t>
+            </w:r>
+            <w:proofErr w:type="spellStart"/>
+            <w:r>
+              <w:rPr>
+                <w:rFonts w:cstheme="minorHAnsi"/>
               </w:rPr>
               <w:t>ordererlog</w:t>
             </w:r>
@@ -26581,46 +26263,9 @@
               <w:rPr>
                 <w:rFonts w:cstheme="minorHAnsi"/>
               </w:rPr>
-              <w:br/>
-            </w:r>
-            <w:r>
-              <w:t xml:space="preserve">// </w:t>
-            </w:r>
-            <w:r>
-              <w:rPr>
-                <w:rFonts w:cstheme="minorHAnsi"/>
-              </w:rPr>
-              <w:t xml:space="preserve">$ </w:t>
-            </w:r>
-            <w:proofErr w:type="spellStart"/>
-            <w:r>
-              <w:rPr>
-                <w:rFonts w:cstheme="minorHAnsi"/>
-              </w:rPr>
-              <w:t>scp</w:t>
-            </w:r>
-            <w:proofErr w:type="spellEnd"/>
-            <w:r>
-              <w:rPr>
-                <w:rFonts w:cstheme="minorHAnsi"/>
-              </w:rPr>
               <w:t xml:space="preserve"> </w:t>
             </w:r>
-            <w:proofErr w:type="spellStart"/>
-            <w:r>
-              <w:rPr>
-                <w:rFonts w:cstheme="minorHAnsi"/>
-              </w:rPr>
-              <w:t>ordererlog</w:t>
-            </w:r>
-            <w:proofErr w:type="spellEnd"/>
-            <w:r>
-              <w:rPr>
-                <w:rFonts w:cstheme="minorHAnsi"/>
-              </w:rPr>
-              <w:t xml:space="preserve"> </w:t>
-            </w:r>
-            <w:hyperlink r:id="rId163" w:history="1">
+            <w:hyperlink r:id="rId174" w:history="1">
               <w:r>
                 <w:rPr>
                   <w:rStyle w:val="a7"/>
@@ -26634,7 +26279,7 @@
             <w:r>
               <w:t xml:space="preserve">$ python </w:t>
             </w:r>
-            <w:hyperlink r:id="rId164" w:anchor="file-readthroughput_p2-py" w:history="1">
+            <w:hyperlink r:id="rId175" w:anchor="file-readthroughput_p2-py" w:history="1">
               <w:r>
                 <w:rPr>
                   <w:rStyle w:val="a7"/>
@@ -26839,79 +26484,63 @@
                 <w:rFonts w:cstheme="minorHAnsi"/>
                 <w:b/>
               </w:rPr>
-              <w:t>'| awk '{print $</w:t>
-            </w:r>
-            <w:proofErr w:type="gramStart"/>
+              <w:t xml:space="preserve">'| awk '{print $1 }') &gt;&amp; </w:t>
+            </w:r>
+            <w:proofErr w:type="spellStart"/>
             <w:r>
               <w:rPr>
                 <w:rFonts w:cstheme="minorHAnsi"/>
                 <w:b/>
               </w:rPr>
-              <w:t>1 }</w:t>
-            </w:r>
-            <w:proofErr w:type="gramEnd"/>
+              <w:t>peerlog</w:t>
+            </w:r>
+            <w:proofErr w:type="spellEnd"/>
+          </w:p>
+          <w:p>
             <w:r>
               <w:rPr>
                 <w:rFonts w:cstheme="minorHAnsi"/>
-                <w:b/>
-              </w:rPr>
-              <w:t xml:space="preserve">') &gt;&amp; </w:t>
+              </w:rPr>
+              <w:t>/</w:t>
+            </w:r>
+            <w:r>
+              <w:t xml:space="preserve">/ </w:t>
+            </w:r>
+            <w:r>
+              <w:rPr>
+                <w:rFonts w:cstheme="minorHAnsi"/>
+              </w:rPr>
+              <w:t xml:space="preserve">$ </w:t>
             </w:r>
             <w:proofErr w:type="spellStart"/>
             <w:r>
               <w:rPr>
                 <w:rFonts w:cstheme="minorHAnsi"/>
-                <w:b/>
+              </w:rPr>
+              <w:t>scp</w:t>
+            </w:r>
+            <w:proofErr w:type="spellEnd"/>
+            <w:r>
+              <w:rPr>
+                <w:rFonts w:cstheme="minorHAnsi"/>
+              </w:rPr>
+              <w:t xml:space="preserve"> </w:t>
+            </w:r>
+            <w:proofErr w:type="spellStart"/>
+            <w:r>
+              <w:rPr>
+                <w:rFonts w:cstheme="minorHAnsi"/>
               </w:rPr>
               <w:t>peerlog</w:t>
             </w:r>
             <w:proofErr w:type="spellEnd"/>
-          </w:p>
-          <w:p>
             <w:r>
               <w:rPr>
                 <w:rFonts w:cstheme="minorHAnsi"/>
               </w:rPr>
-              <w:t>/</w:t>
-            </w:r>
-            <w:r>
-              <w:t xml:space="preserve">/ </w:t>
-            </w:r>
-            <w:r>
-              <w:rPr>
-                <w:rFonts w:cstheme="minorHAnsi"/>
-              </w:rPr>
-              <w:t xml:space="preserve">$ </w:t>
-            </w:r>
-            <w:proofErr w:type="spellStart"/>
-            <w:r>
-              <w:rPr>
-                <w:rFonts w:cstheme="minorHAnsi"/>
-              </w:rPr>
-              <w:t>scp</w:t>
-            </w:r>
-            <w:proofErr w:type="spellEnd"/>
-            <w:r>
-              <w:rPr>
-                <w:rFonts w:cstheme="minorHAnsi"/>
-              </w:rPr>
               <w:t xml:space="preserve"> </w:t>
             </w:r>
-            <w:proofErr w:type="spellStart"/>
-            <w:r>
-              <w:rPr>
-                <w:rFonts w:cstheme="minorHAnsi"/>
-              </w:rPr>
-              <w:t>peerlog</w:t>
-            </w:r>
-            <w:proofErr w:type="spellEnd"/>
-            <w:r>
-              <w:rPr>
-                <w:rFonts w:cstheme="minorHAnsi"/>
-              </w:rPr>
-              <w:t xml:space="preserve"> </w:t>
-            </w:r>
-            <w:hyperlink r:id="rId165" w:history="1">
+            <w:hyperlink r:id="rId176" w:history="1">
               <w:r>
                 <w:rPr>
                   <w:rStyle w:val="a7"/>
@@ -26931,7 +26560,7 @@
             <w:r>
               <w:t xml:space="preserve"> python2 </w:t>
             </w:r>
-            <w:hyperlink r:id="rId166" w:anchor="file-readthroughput_p3" w:history="1">
+            <w:hyperlink r:id="rId177" w:anchor="file-readthroughput_p3" w:history="1">
               <w:r>
                 <w:rPr>
                   <w:rStyle w:val="a7"/>
@@ -27001,12 +26630,10 @@
               <w:t xml:space="preserve"># peer channel fetch 228 </w:t>
             </w:r>
             <w:proofErr w:type="spellStart"/>
-            <w:proofErr w:type="gramStart"/>
             <w:r>
               <w:t>last.block</w:t>
             </w:r>
             <w:proofErr w:type="spellEnd"/>
-            <w:proofErr w:type="gramEnd"/>
             <w:r>
               <w:t xml:space="preserve"> -o orderer.example.com:7050 -c </w:t>
             </w:r>
@@ -27097,7 +26724,6 @@
             </w:r>
           </w:p>
           <w:p>
-            <w:proofErr w:type="gramStart"/>
             <w:r>
               <w:rPr>
                 <w:rFonts w:hint="eastAsia"/>
@@ -27105,13 +26731,9 @@
               <w:t>$</w:t>
             </w:r>
             <w:r>
-              <w:t xml:space="preserve"> .</w:t>
-            </w:r>
-            <w:proofErr w:type="gramEnd"/>
-            <w:r>
-              <w:t>/</w:t>
-            </w:r>
-            <w:hyperlink r:id="rId167" w:anchor="file-clean-sh" w:history="1">
+              <w:t xml:space="preserve"> ./</w:t>
+            </w:r>
+            <w:hyperlink r:id="rId178" w:anchor="file-clean-sh" w:history="1">
               <w:r>
                 <w:rPr>
                   <w:rStyle w:val="a7"/>

--- a/appendix/Doc-GZ - 20260416 - v3 (by 20260420).docx
+++ b/appendix/Doc-GZ - 20260416 - v3 (by 20260420).docx
@@ -21378,13 +21378,15 @@
               </w:rPr>
               <w:t xml:space="preserve"> vi </w:t>
             </w:r>
-            <w:r>
-              <w:rPr>
-                <w:rFonts w:ascii="Times New Roman" w:hAnsi="Times New Roman" w:cs="Times New Roman"/>
-                <w:color w:val="7030A0"/>
-              </w:rPr>
-              <w:t>orderer5.yaml</w:t>
-            </w:r>
+            <w:hyperlink r:id="rId158" w:anchor="file-orderer5-yaml" w:history="1">
+              <w:r>
+                <w:rPr>
+                  <w:rStyle w:val="a7"/>
+                  <w:rFonts w:ascii="Times New Roman" w:hAnsi="Times New Roman" w:cs="Times New Roman"/>
+                </w:rPr>
+                <w:t>orderer5.yaml</w:t>
+              </w:r>
+            </w:hyperlink>
           </w:p>
           <w:p>
             <w:pPr>
@@ -21405,22 +21407,15 @@
               </w:rPr>
               <w:t xml:space="preserve">$ vi </w:t>
             </w:r>
-            <w:proofErr w:type="spellStart"/>
-            <w:r>
-              <w:rPr>
-                <w:rFonts w:ascii="Times New Roman" w:hAnsi="Times New Roman" w:cs="Times New Roman"/>
-                <w:color w:val="7030A0"/>
-              </w:rPr>
-              <w:t>cli.yaml</w:t>
-            </w:r>
-            <w:proofErr w:type="spellEnd"/>
-            <w:r>
-              <w:rPr>
-                <w:rFonts w:ascii="Times New Roman" w:hAnsi="Times New Roman" w:cs="Times New Roman"/>
-                <w:color w:val="7030A0"/>
-              </w:rPr>
-              <w:t xml:space="preserve"> </w:t>
-            </w:r>
+            <w:hyperlink r:id="rId159" w:anchor="file-cli-yaml" w:history="1">
+              <w:r>
+                <w:rPr>
+                  <w:rStyle w:val="a7"/>
+                  <w:rFonts w:ascii="Times New Roman" w:hAnsi="Times New Roman" w:cs="Times New Roman"/>
+                </w:rPr>
+                <w:t xml:space="preserve">cli.yaml </w:t>
+              </w:r>
+            </w:hyperlink>
           </w:p>
         </w:tc>
       </w:tr>
@@ -21756,15 +21751,17 @@
               </w:rPr>
               <w:t>./</w:t>
             </w:r>
-            <w:r>
-              <w:rPr>
-                <w:rFonts w:ascii="Times New Roman" w:hAnsi="Times New Roman" w:cs="Times New Roman"/>
-                <w:b/>
-                <w:bCs/>
-                <w:color w:val="7030A0"/>
-              </w:rPr>
-              <w:t>config.sh</w:t>
-            </w:r>
+            <w:hyperlink r:id="rId160" w:anchor="file-config-sh" w:history="1">
+              <w:r>
+                <w:rPr>
+                  <w:rStyle w:val="a7"/>
+                  <w:rFonts w:ascii="Times New Roman" w:hAnsi="Times New Roman" w:cs="Times New Roman"/>
+                  <w:b/>
+                  <w:bCs/>
+                </w:rPr>
+                <w:t>config.sh</w:t>
+              </w:r>
+            </w:hyperlink>
           </w:p>
           <w:p>
             <w:pPr>
@@ -24439,7 +24436,7 @@
               </w:rPr>
               <w:t xml:space="preserve"> vi </w:t>
             </w:r>
-            <w:hyperlink r:id="rId158" w:anchor="file-read_pem-py" w:history="1">
+            <w:hyperlink r:id="rId161" w:anchor="file-read_pem-py" w:history="1">
               <w:r>
                 <w:rPr>
                   <w:rStyle w:val="a7"/>
@@ -24468,7 +24465,7 @@
               </w:rPr>
               <w:t xml:space="preserve"> vi </w:t>
             </w:r>
-            <w:hyperlink r:id="rId159" w:anchor="file-prepare_tls_peer0_org1-sh" w:history="1">
+            <w:hyperlink r:id="rId162" w:anchor="file-prepare_tls_peer0_org1-sh" w:history="1">
               <w:r>
                 <w:rPr>
                   <w:rStyle w:val="a7"/>
@@ -24498,7 +24495,7 @@
               </w:rPr>
               <w:t xml:space="preserve"> vi </w:t>
             </w:r>
-            <w:hyperlink r:id="rId160" w:anchor="file-prepare_tls_peer0_org2-sh" w:history="1">
+            <w:hyperlink r:id="rId163" w:anchor="file-prepare_tls_peer0_org2-sh" w:history="1">
               <w:r>
                 <w:rPr>
                   <w:rStyle w:val="a7"/>
@@ -24675,7 +24672,7 @@
               </w:rPr>
               <w:t xml:space="preserve"> vi </w:t>
             </w:r>
-            <w:hyperlink r:id="rId161" w:anchor="file-prepare_wallet_user1_org1-py" w:history="1">
+            <w:hyperlink r:id="rId164" w:anchor="file-prepare_wallet_user1_org1-py" w:history="1">
               <w:r>
                 <w:rPr>
                   <w:rStyle w:val="a7"/>
@@ -24705,7 +24702,7 @@
               </w:rPr>
               <w:t xml:space="preserve"> vi </w:t>
             </w:r>
-            <w:hyperlink r:id="rId162" w:anchor="file-prepare_wallet_user1_org2-py" w:history="1">
+            <w:hyperlink r:id="rId165" w:anchor="file-prepare_wallet_user1_org2-py" w:history="1">
               <w:r>
                 <w:rPr>
                   <w:rStyle w:val="a7"/>
@@ -25063,7 +25060,7 @@
               </w:rPr>
               <w:t xml:space="preserve"> vi </w:t>
             </w:r>
-            <w:hyperlink r:id="rId163" w:anchor="file-invoke-js" w:history="1">
+            <w:hyperlink r:id="rId166" w:anchor="file-invoke-js" w:history="1">
               <w:r>
                 <w:rPr>
                   <w:rStyle w:val="a7"/>
@@ -25092,7 +25089,7 @@
               </w:rPr>
               <w:t xml:space="preserve"> vi </w:t>
             </w:r>
-            <w:hyperlink r:id="rId164" w:anchor="file-prepare_sdk_peer0_org1-sh" w:history="1">
+            <w:hyperlink r:id="rId167" w:anchor="file-prepare_sdk_peer0_org1-sh" w:history="1">
               <w:r>
                 <w:rPr>
                   <w:rStyle w:val="a7"/>
@@ -25122,7 +25119,7 @@
               </w:rPr>
               <w:t xml:space="preserve"> vi </w:t>
             </w:r>
-            <w:hyperlink r:id="rId165" w:anchor="file-prepare_sdk_peer0_org2-sh" w:history="1">
+            <w:hyperlink r:id="rId168" w:anchor="file-prepare_sdk_peer0_org2-sh" w:history="1">
               <w:r>
                 <w:rPr>
                   <w:rStyle w:val="a7"/>
@@ -25280,7 +25277,7 @@
         </w:rPr>
         <w:t xml:space="preserve">prepares wallets of </w:t>
       </w:r>
-      <w:hyperlink r:id="rId166" w:history="1">
+      <w:hyperlink r:id="rId169" w:history="1">
         <w:r>
           <w:rPr>
             <w:rStyle w:val="a7"/>
@@ -25295,7 +25292,7 @@
         </w:rPr>
         <w:t xml:space="preserve"> and </w:t>
       </w:r>
-      <w:hyperlink r:id="rId167" w:history="1">
+      <w:hyperlink r:id="rId170" w:history="1">
         <w:r>
           <w:rPr>
             <w:rStyle w:val="a7"/>
@@ -25370,7 +25367,7 @@
               </w:rPr>
               <w:t xml:space="preserve"> python </w:t>
             </w:r>
-            <w:hyperlink r:id="rId168" w:anchor="file-step2-sh" w:history="1">
+            <w:hyperlink r:id="rId171" w:anchor="file-step2-sh" w:history="1">
               <w:r>
                 <w:rPr>
                   <w:rStyle w:val="a7"/>
@@ -25400,7 +25397,7 @@
               </w:rPr>
               <w:t xml:space="preserve"> python </w:t>
             </w:r>
-            <w:hyperlink r:id="rId169" w:anchor="file-prepare_wallet_user1_org2-py" w:history="1">
+            <w:hyperlink r:id="rId172" w:anchor="file-prepare_wallet_user1_org2-py" w:history="1">
               <w:r>
                 <w:rPr>
                   <w:rStyle w:val="a7"/>
@@ -25748,7 +25745,7 @@
               </w:rPr>
               <w:t xml:space="preserve"> node </w:t>
             </w:r>
-            <w:hyperlink r:id="rId170" w:anchor="file-query-js" w:history="1">
+            <w:hyperlink r:id="rId173" w:anchor="file-query-js" w:history="1">
               <w:r>
                 <w:rPr>
                   <w:rStyle w:val="a7"/>
@@ -25783,7 +25780,7 @@
               </w:rPr>
               <w:t xml:space="preserve"> node </w:t>
             </w:r>
-            <w:hyperlink r:id="rId171" w:anchor="file-invoke-js" w:history="1">
+            <w:hyperlink r:id="rId174" w:anchor="file-invoke-js" w:history="1">
               <w:r>
                 <w:rPr>
                   <w:rStyle w:val="a7"/>
@@ -25878,7 +25875,7 @@
             <w:r>
               <w:t xml:space="preserve">$ python </w:t>
             </w:r>
-            <w:hyperlink r:id="rId172" w:anchor="file-readthroughput_p1-py" w:history="1">
+            <w:hyperlink r:id="rId175" w:anchor="file-readthroughput_p1-py" w:history="1">
               <w:r>
                 <w:rPr>
                   <w:rStyle w:val="a7"/>
@@ -25975,7 +25972,7 @@
             <w:r>
               <w:t xml:space="preserve"> python </w:t>
             </w:r>
-            <w:hyperlink r:id="rId173" w:anchor="file-readdelay_p1-py" w:history="1">
+            <w:hyperlink r:id="rId176" w:anchor="file-readdelay_p1-py" w:history="1">
               <w:r>
                 <w:rPr>
                   <w:rStyle w:val="a7"/>
@@ -26265,7 +26262,7 @@
               </w:rPr>
               <w:t xml:space="preserve"> </w:t>
             </w:r>
-            <w:hyperlink r:id="rId174" w:history="1">
+            <w:hyperlink r:id="rId177" w:history="1">
               <w:r>
                 <w:rPr>
                   <w:rStyle w:val="a7"/>
@@ -26279,7 +26276,7 @@
             <w:r>
               <w:t xml:space="preserve">$ python </w:t>
             </w:r>
-            <w:hyperlink r:id="rId175" w:anchor="file-readthroughput_p2-py" w:history="1">
+            <w:hyperlink r:id="rId178" w:anchor="file-readthroughput_p2-py" w:history="1">
               <w:r>
                 <w:rPr>
                   <w:rStyle w:val="a7"/>
@@ -26540,7 +26537,7 @@
               </w:rPr>
               <w:t xml:space="preserve"> </w:t>
             </w:r>
-            <w:hyperlink r:id="rId176" w:history="1">
+            <w:hyperlink r:id="rId179" w:history="1">
               <w:r>
                 <w:rPr>
                   <w:rStyle w:val="a7"/>
@@ -26560,7 +26557,7 @@
             <w:r>
               <w:t xml:space="preserve"> python2 </w:t>
             </w:r>
-            <w:hyperlink r:id="rId177" w:anchor="file-readthroughput_p3" w:history="1">
+            <w:hyperlink r:id="rId180" w:anchor="file-readthroughput_p3" w:history="1">
               <w:r>
                 <w:rPr>
                   <w:rStyle w:val="a7"/>
@@ -26733,7 +26730,7 @@
             <w:r>
               <w:t xml:space="preserve"> ./</w:t>
             </w:r>
-            <w:hyperlink r:id="rId178" w:anchor="file-clean-sh" w:history="1">
+            <w:hyperlink r:id="rId181" w:anchor="file-clean-sh" w:history="1">
               <w:r>
                 <w:rPr>
                   <w:rStyle w:val="a7"/>

--- a/appendix/Doc-GZ - 20260416 - v3 (by 20260420).docx
+++ b/appendix/Doc-GZ - 20260416 - v3 (by 20260420).docx
@@ -15302,8 +15302,17 @@
                   <w:rStyle w:val="a7"/>
                   <w:rFonts w:ascii="Times New Roman" w:hAnsi="Times New Roman" w:cs="Times New Roman"/>
                 </w:rPr>
-                <w:t>crypto-config.yaml</w:t>
+                <w:t>crypto-</w:t>
               </w:r>
+              <w:proofErr w:type="gramStart"/>
+              <w:r>
+                <w:rPr>
+                  <w:rStyle w:val="a7"/>
+                  <w:rFonts w:ascii="Times New Roman" w:hAnsi="Times New Roman" w:cs="Times New Roman"/>
+                </w:rPr>
+                <w:t>config.yaml</w:t>
+              </w:r>
+              <w:proofErr w:type="gramEnd"/>
             </w:hyperlink>
           </w:p>
           <w:p>
@@ -15319,6 +15328,7 @@
               <w:t xml:space="preserve">$ vi </w:t>
             </w:r>
             <w:hyperlink r:id="rId99" w:anchor="file-configtx-yaml" w:history="1">
+              <w:proofErr w:type="gramStart"/>
               <w:r>
                 <w:rPr>
                   <w:rStyle w:val="a7"/>
@@ -15326,6 +15336,7 @@
                 </w:rPr>
                 <w:t>configtx.yaml</w:t>
               </w:r>
+              <w:proofErr w:type="gramEnd"/>
             </w:hyperlink>
           </w:p>
           <w:p>
@@ -15555,12 +15566,21 @@
               <w:t xml:space="preserve">$ vi </w:t>
             </w:r>
             <w:hyperlink r:id="rId107" w:anchor="file-cli-yaml" w:history="1">
+              <w:proofErr w:type="gramStart"/>
               <w:r>
                 <w:rPr>
                   <w:rStyle w:val="a7"/>
                   <w:rFonts w:ascii="Times New Roman" w:hAnsi="Times New Roman" w:cs="Times New Roman"/>
                 </w:rPr>
-                <w:t xml:space="preserve">cli.yaml </w:t>
+                <w:t>cli.yaml</w:t>
+              </w:r>
+              <w:proofErr w:type="gramEnd"/>
+              <w:r>
+                <w:rPr>
+                  <w:rStyle w:val="a7"/>
+                  <w:rFonts w:ascii="Times New Roman" w:hAnsi="Times New Roman" w:cs="Times New Roman"/>
+                </w:rPr>
+                <w:t xml:space="preserve"> </w:t>
               </w:r>
             </w:hyperlink>
           </w:p>
@@ -15878,6 +15898,7 @@
                 <w:bCs/>
               </w:rPr>
             </w:pPr>
+            <w:proofErr w:type="gramStart"/>
             <w:r>
               <w:rPr>
                 <w:rFonts w:ascii="Times New Roman" w:hAnsi="Times New Roman" w:cs="Times New Roman" w:hint="eastAsia"/>
@@ -15896,7 +15917,16 @@
                 <w:b/>
                 <w:bCs/>
               </w:rPr>
-              <w:t>./</w:t>
+              <w:t>.</w:t>
+            </w:r>
+            <w:proofErr w:type="gramEnd"/>
+            <w:r>
+              <w:rPr>
+                <w:rFonts w:ascii="Times New Roman" w:hAnsi="Times New Roman" w:cs="Times New Roman"/>
+                <w:b/>
+                <w:bCs/>
+              </w:rPr>
+              <w:t>/</w:t>
             </w:r>
             <w:hyperlink r:id="rId108" w:anchor="file-config-sh" w:history="1">
               <w:r>
@@ -16095,6 +16125,7 @@
                 <w:bCs/>
               </w:rPr>
             </w:pPr>
+            <w:proofErr w:type="gramStart"/>
             <w:r>
               <w:rPr>
                 <w:rFonts w:ascii="Times New Roman" w:hAnsi="Times New Roman" w:cs="Times New Roman" w:hint="eastAsia"/>
@@ -16113,7 +16144,16 @@
                 <w:b/>
                 <w:bCs/>
               </w:rPr>
-              <w:t>./</w:t>
+              <w:t>.</w:t>
+            </w:r>
+            <w:proofErr w:type="gramEnd"/>
+            <w:r>
+              <w:rPr>
+                <w:rFonts w:ascii="Times New Roman" w:hAnsi="Times New Roman" w:cs="Times New Roman"/>
+                <w:b/>
+                <w:bCs/>
+              </w:rPr>
+              <w:t>/</w:t>
             </w:r>
             <w:hyperlink r:id="rId109" w:anchor="file-scp-sh" w:history="1">
               <w:r>
@@ -16307,6 +16347,7 @@
                 <w:bCs/>
               </w:rPr>
             </w:pPr>
+            <w:proofErr w:type="gramStart"/>
             <w:r>
               <w:rPr>
                 <w:rFonts w:ascii="Times New Roman" w:hAnsi="Times New Roman" w:cs="Times New Roman" w:hint="eastAsia"/>
@@ -16325,7 +16366,16 @@
                 <w:b/>
                 <w:bCs/>
               </w:rPr>
-              <w:t>./</w:t>
+              <w:t>.</w:t>
+            </w:r>
+            <w:proofErr w:type="gramEnd"/>
+            <w:r>
+              <w:rPr>
+                <w:rFonts w:ascii="Times New Roman" w:hAnsi="Times New Roman" w:cs="Times New Roman"/>
+                <w:b/>
+                <w:bCs/>
+              </w:rPr>
+              <w:t>/</w:t>
             </w:r>
             <w:hyperlink r:id="rId110" w:anchor="file-orderer1-sh" w:history="1">
               <w:r>
@@ -16407,6 +16457,7 @@
                 <w:rFonts w:ascii="Times New Roman" w:hAnsi="Times New Roman" w:cs="Times New Roman"/>
               </w:rPr>
             </w:pPr>
+            <w:proofErr w:type="gramStart"/>
             <w:r>
               <w:rPr>
                 <w:rFonts w:ascii="Times New Roman" w:hAnsi="Times New Roman" w:cs="Times New Roman" w:hint="eastAsia"/>
@@ -16417,7 +16468,14 @@
               <w:rPr>
                 <w:rFonts w:ascii="Times New Roman" w:hAnsi="Times New Roman" w:cs="Times New Roman"/>
               </w:rPr>
-              <w:t xml:space="preserve"> ./</w:t>
+              <w:t xml:space="preserve"> .</w:t>
+            </w:r>
+            <w:proofErr w:type="gramEnd"/>
+            <w:r>
+              <w:rPr>
+                <w:rFonts w:ascii="Times New Roman" w:hAnsi="Times New Roman" w:cs="Times New Roman"/>
+              </w:rPr>
+              <w:t>/</w:t>
             </w:r>
             <w:hyperlink r:id="rId111" w:anchor="file-orderer2-sh" w:history="1">
               <w:r>
@@ -16444,6 +16502,7 @@
                 <w:rFonts w:ascii="Times New Roman" w:hAnsi="Times New Roman" w:cs="Times New Roman"/>
               </w:rPr>
             </w:pPr>
+            <w:proofErr w:type="gramStart"/>
             <w:r>
               <w:rPr>
                 <w:rFonts w:ascii="Times New Roman" w:hAnsi="Times New Roman" w:cs="Times New Roman" w:hint="eastAsia"/>
@@ -16454,7 +16513,14 @@
               <w:rPr>
                 <w:rFonts w:ascii="Times New Roman" w:hAnsi="Times New Roman" w:cs="Times New Roman"/>
               </w:rPr>
-              <w:t xml:space="preserve"> ./</w:t>
+              <w:t xml:space="preserve"> .</w:t>
+            </w:r>
+            <w:proofErr w:type="gramEnd"/>
+            <w:r>
+              <w:rPr>
+                <w:rFonts w:ascii="Times New Roman" w:hAnsi="Times New Roman" w:cs="Times New Roman"/>
+              </w:rPr>
+              <w:t>/</w:t>
             </w:r>
             <w:hyperlink r:id="rId112" w:anchor="file-orderer3-sh" w:history="1">
               <w:r>
@@ -16481,6 +16547,7 @@
                 <w:rFonts w:ascii="Times New Roman" w:hAnsi="Times New Roman" w:cs="Times New Roman"/>
               </w:rPr>
             </w:pPr>
+            <w:proofErr w:type="gramStart"/>
             <w:r>
               <w:rPr>
                 <w:rFonts w:ascii="Times New Roman" w:hAnsi="Times New Roman" w:cs="Times New Roman" w:hint="eastAsia"/>
@@ -16491,7 +16558,14 @@
               <w:rPr>
                 <w:rFonts w:ascii="Times New Roman" w:hAnsi="Times New Roman" w:cs="Times New Roman"/>
               </w:rPr>
-              <w:t xml:space="preserve"> ./</w:t>
+              <w:t xml:space="preserve"> .</w:t>
+            </w:r>
+            <w:proofErr w:type="gramEnd"/>
+            <w:r>
+              <w:rPr>
+                <w:rFonts w:ascii="Times New Roman" w:hAnsi="Times New Roman" w:cs="Times New Roman"/>
+              </w:rPr>
+              <w:t>/</w:t>
             </w:r>
             <w:hyperlink r:id="rId113" w:anchor="file-orderer4-sh" w:history="1">
               <w:r>
@@ -16518,6 +16592,7 @@
                 <w:rFonts w:ascii="Times New Roman" w:hAnsi="Times New Roman" w:cs="Times New Roman"/>
               </w:rPr>
             </w:pPr>
+            <w:proofErr w:type="gramStart"/>
             <w:r>
               <w:rPr>
                 <w:rFonts w:ascii="Times New Roman" w:hAnsi="Times New Roman" w:cs="Times New Roman" w:hint="eastAsia"/>
@@ -16528,7 +16603,14 @@
               <w:rPr>
                 <w:rFonts w:ascii="Times New Roman" w:hAnsi="Times New Roman" w:cs="Times New Roman"/>
               </w:rPr>
-              <w:t xml:space="preserve"> ./</w:t>
+              <w:t xml:space="preserve"> .</w:t>
+            </w:r>
+            <w:proofErr w:type="gramEnd"/>
+            <w:r>
+              <w:rPr>
+                <w:rFonts w:ascii="Times New Roman" w:hAnsi="Times New Roman" w:cs="Times New Roman"/>
+              </w:rPr>
+              <w:t>/</w:t>
             </w:r>
             <w:hyperlink r:id="rId114" w:anchor="file-orderer5-sh" w:history="1">
               <w:r>
@@ -16760,6 +16842,7 @@
                 <w:color w:val="7030A0"/>
               </w:rPr>
             </w:pPr>
+            <w:proofErr w:type="gramStart"/>
             <w:r>
               <w:rPr>
                 <w:rFonts w:ascii="Times New Roman" w:hAnsi="Times New Roman" w:cs="Times New Roman" w:hint="eastAsia"/>
@@ -16770,7 +16853,14 @@
               <w:rPr>
                 <w:rFonts w:ascii="Times New Roman" w:hAnsi="Times New Roman" w:cs="Times New Roman"/>
               </w:rPr>
-              <w:t xml:space="preserve"> ./</w:t>
+              <w:t xml:space="preserve"> .</w:t>
+            </w:r>
+            <w:proofErr w:type="gramEnd"/>
+            <w:r>
+              <w:rPr>
+                <w:rFonts w:ascii="Times New Roman" w:hAnsi="Times New Roman" w:cs="Times New Roman"/>
+              </w:rPr>
+              <w:t>/</w:t>
             </w:r>
             <w:hyperlink r:id="rId115" w:anchor="file-peer1-sh" w:history="1">
               <w:r>
@@ -17069,6 +17159,7 @@
                 <w:u w:val="single"/>
               </w:rPr>
             </w:pPr>
+            <w:proofErr w:type="gramStart"/>
             <w:r>
               <w:rPr>
                 <w:rFonts w:ascii="Times New Roman" w:hAnsi="Times New Roman" w:cs="Times New Roman" w:hint="eastAsia"/>
@@ -17079,7 +17170,14 @@
               <w:rPr>
                 <w:rFonts w:ascii="Times New Roman" w:hAnsi="Times New Roman" w:cs="Times New Roman"/>
               </w:rPr>
-              <w:t xml:space="preserve"> ./</w:t>
+              <w:t xml:space="preserve"> .</w:t>
+            </w:r>
+            <w:proofErr w:type="gramEnd"/>
+            <w:r>
+              <w:rPr>
+                <w:rFonts w:ascii="Times New Roman" w:hAnsi="Times New Roman" w:cs="Times New Roman"/>
+              </w:rPr>
+              <w:t>/</w:t>
             </w:r>
             <w:hyperlink r:id="rId116" w:anchor="file-peer2-sh" w:history="1">
               <w:r>
@@ -17352,6 +17450,7 @@
                 <w:rFonts w:ascii="Times New Roman" w:hAnsi="Times New Roman" w:cs="Times New Roman"/>
               </w:rPr>
             </w:pPr>
+            <w:proofErr w:type="gramStart"/>
             <w:r>
               <w:rPr>
                 <w:rFonts w:ascii="Times New Roman" w:hAnsi="Times New Roman" w:cs="Times New Roman" w:hint="eastAsia"/>
@@ -17362,7 +17461,14 @@
               <w:rPr>
                 <w:rFonts w:ascii="Times New Roman" w:hAnsi="Times New Roman" w:cs="Times New Roman"/>
               </w:rPr>
-              <w:t xml:space="preserve"> ./</w:t>
+              <w:t xml:space="preserve"> .</w:t>
+            </w:r>
+            <w:proofErr w:type="gramEnd"/>
+            <w:r>
+              <w:rPr>
+                <w:rFonts w:ascii="Times New Roman" w:hAnsi="Times New Roman" w:cs="Times New Roman"/>
+              </w:rPr>
+              <w:t>/</w:t>
             </w:r>
             <w:hyperlink r:id="rId117" w:anchor="file-cli-sh" w:history="1">
               <w:r>
@@ -17631,6 +17737,7 @@
         <w:t xml:space="preserve"> (of peer0.org1) connects to Peer0.org1.example.com:7051, creates a </w:t>
       </w:r>
       <w:proofErr w:type="spellStart"/>
+      <w:proofErr w:type="gramStart"/>
       <w:r>
         <w:rPr>
           <w:rFonts w:ascii="Times New Roman" w:hAnsi="Times New Roman" w:cs="Times New Roman"/>
@@ -17638,6 +17745,7 @@
         <w:t>channel.block</w:t>
       </w:r>
       <w:proofErr w:type="spellEnd"/>
+      <w:proofErr w:type="gramEnd"/>
       <w:r>
         <w:rPr>
           <w:rFonts w:ascii="Times New Roman" w:hAnsi="Times New Roman" w:cs="Times New Roman"/>
@@ -17690,6 +17798,7 @@
               </w:rPr>
               <w:t xml:space="preserve">// </w:t>
             </w:r>
+            <w:proofErr w:type="gramStart"/>
             <w:r>
               <w:rPr>
                 <w:rFonts w:asciiTheme="minorHAnsi" w:hAnsiTheme="minorHAnsi" w:cstheme="minorHAnsi"/>
@@ -17698,6 +17807,7 @@
               </w:rPr>
               <w:t>CLI  goes</w:t>
             </w:r>
+            <w:proofErr w:type="gramEnd"/>
             <w:r>
               <w:rPr>
                 <w:rFonts w:asciiTheme="minorHAnsi" w:hAnsiTheme="minorHAnsi" w:cstheme="minorHAnsi"/>
@@ -17771,15 +17881,32 @@
                 <w:szCs w:val="22"/>
               </w:rPr>
               <w:br/>
-              <w:t xml:space="preserve"># </w:t>
-            </w:r>
+            </w:r>
+            <w:proofErr w:type="gramStart"/>
             <w:r>
               <w:rPr>
                 <w:rFonts w:asciiTheme="minorHAnsi" w:hAnsiTheme="minorHAnsi" w:cstheme="minorHAnsi"/>
                 <w:sz w:val="22"/>
                 <w:szCs w:val="22"/>
               </w:rPr>
-              <w:t>./</w:t>
+              <w:t xml:space="preserve"># </w:t>
+            </w:r>
+            <w:r>
+              <w:rPr>
+                <w:rFonts w:asciiTheme="minorHAnsi" w:hAnsiTheme="minorHAnsi" w:cstheme="minorHAnsi"/>
+                <w:sz w:val="22"/>
+                <w:szCs w:val="22"/>
+              </w:rPr>
+              <w:t>.</w:t>
+            </w:r>
+            <w:proofErr w:type="gramEnd"/>
+            <w:r>
+              <w:rPr>
+                <w:rFonts w:asciiTheme="minorHAnsi" w:hAnsiTheme="minorHAnsi" w:cstheme="minorHAnsi"/>
+                <w:sz w:val="22"/>
+                <w:szCs w:val="22"/>
+              </w:rPr>
+              <w:t>/</w:t>
             </w:r>
             <w:hyperlink r:id="rId118" w:anchor="file-step1-sh" w:history="1">
               <w:r>
@@ -17901,6 +18028,7 @@
                 <w:szCs w:val="22"/>
               </w:rPr>
             </w:pPr>
+            <w:proofErr w:type="gramStart"/>
             <w:r>
               <w:rPr>
                 <w:rFonts w:asciiTheme="minorHAnsi" w:hAnsiTheme="minorHAnsi" w:cstheme="minorHAnsi"/>
@@ -17915,7 +18043,16 @@
                 <w:sz w:val="22"/>
                 <w:szCs w:val="22"/>
               </w:rPr>
-              <w:t>./</w:t>
+              <w:t>.</w:t>
+            </w:r>
+            <w:proofErr w:type="gramEnd"/>
+            <w:r>
+              <w:rPr>
+                <w:rFonts w:asciiTheme="minorHAnsi" w:hAnsiTheme="minorHAnsi" w:cstheme="minorHAnsi"/>
+                <w:sz w:val="22"/>
+                <w:szCs w:val="22"/>
+              </w:rPr>
+              <w:t>/</w:t>
             </w:r>
             <w:hyperlink r:id="rId119" w:anchor="file-step2-sh" w:history="1">
               <w:r>
@@ -18202,8 +18339,16 @@
               <w:rPr>
                 <w:bCs/>
               </w:rPr>
-              <w:t xml:space="preserve"> exit</w:t>
-            </w:r>
+              <w:t xml:space="preserve"> </w:t>
+            </w:r>
+            <w:proofErr w:type="gramStart"/>
+            <w:r>
+              <w:rPr>
+                <w:bCs/>
+              </w:rPr>
+              <w:t>exit</w:t>
+            </w:r>
+            <w:proofErr w:type="gramEnd"/>
           </w:p>
           <w:p>
             <w:pPr>
@@ -18510,6 +18655,7 @@
                 <w:bCs/>
               </w:rPr>
             </w:pPr>
+            <w:proofErr w:type="gramStart"/>
             <w:r>
               <w:rPr>
                 <w:rFonts w:hint="eastAsia"/>
@@ -18521,7 +18667,14 @@
               <w:rPr>
                 <w:bCs/>
               </w:rPr>
-              <w:t xml:space="preserve"> ./</w:t>
+              <w:t xml:space="preserve"> .</w:t>
+            </w:r>
+            <w:proofErr w:type="gramEnd"/>
+            <w:r>
+              <w:rPr>
+                <w:bCs/>
+              </w:rPr>
+              <w:t>/</w:t>
             </w:r>
             <w:hyperlink r:id="rId123" w:anchor="file-all-sh" w:history="1">
               <w:r>
@@ -18915,6 +19068,7 @@
                 <w:bCs/>
               </w:rPr>
             </w:pPr>
+            <w:proofErr w:type="gramStart"/>
             <w:r>
               <w:rPr>
                 <w:rFonts w:hint="eastAsia"/>
@@ -18926,7 +19080,14 @@
               <w:rPr>
                 <w:bCs/>
               </w:rPr>
-              <w:t xml:space="preserve"> ./</w:t>
+              <w:t xml:space="preserve"> .</w:t>
+            </w:r>
+            <w:proofErr w:type="gramEnd"/>
+            <w:r>
+              <w:rPr>
+                <w:bCs/>
+              </w:rPr>
+              <w:t>/</w:t>
             </w:r>
             <w:hyperlink r:id="rId130" w:anchor="file-all-sh" w:history="1">
               <w:r>
@@ -19135,6 +19296,7 @@
                 <w:bCs/>
               </w:rPr>
             </w:pPr>
+            <w:proofErr w:type="gramStart"/>
             <w:r>
               <w:rPr>
                 <w:rFonts w:hint="eastAsia"/>
@@ -19146,7 +19308,14 @@
               <w:rPr>
                 <w:bCs/>
               </w:rPr>
-              <w:t xml:space="preserve"> ./</w:t>
+              <w:t xml:space="preserve"> .</w:t>
+            </w:r>
+            <w:proofErr w:type="gramEnd"/>
+            <w:r>
+              <w:rPr>
+                <w:bCs/>
+              </w:rPr>
+              <w:t>/</w:t>
             </w:r>
             <w:hyperlink r:id="rId135" w:anchor="file-all-sh" w:history="1">
               <w:r>
@@ -19229,6 +19398,7 @@
                 <w:bCs/>
               </w:rPr>
             </w:pPr>
+            <w:proofErr w:type="gramStart"/>
             <w:r>
               <w:rPr>
                 <w:rFonts w:hint="eastAsia"/>
@@ -19240,7 +19410,14 @@
               <w:rPr>
                 <w:bCs/>
               </w:rPr>
-              <w:t xml:space="preserve"> ./</w:t>
+              <w:t xml:space="preserve"> .</w:t>
+            </w:r>
+            <w:proofErr w:type="gramEnd"/>
+            <w:r>
+              <w:rPr>
+                <w:bCs/>
+              </w:rPr>
+              <w:t>/</w:t>
             </w:r>
             <w:hyperlink r:id="rId136" w:anchor="file-scp-sh" w:history="1">
               <w:r>
@@ -19272,6 +19449,7 @@
                 <w:bCs/>
               </w:rPr>
             </w:pPr>
+            <w:proofErr w:type="gramStart"/>
             <w:r>
               <w:rPr>
                 <w:rFonts w:hint="eastAsia"/>
@@ -19283,7 +19461,14 @@
               <w:rPr>
                 <w:bCs/>
               </w:rPr>
-              <w:t xml:space="preserve"> ./</w:t>
+              <w:t xml:space="preserve"> .</w:t>
+            </w:r>
+            <w:proofErr w:type="gramEnd"/>
+            <w:r>
+              <w:rPr>
+                <w:bCs/>
+              </w:rPr>
+              <w:t>/</w:t>
             </w:r>
             <w:hyperlink r:id="rId137" w:anchor="file-ssh-sh" w:history="1">
               <w:r>
@@ -19879,7 +20064,23 @@
                 <w:rFonts w:cstheme="minorHAnsi"/>
                 <w:b/>
               </w:rPr>
-              <w:t xml:space="preserve">'| awk '{print $1 }') &gt;&amp; </w:t>
+              <w:t>'| awk '{print $</w:t>
+            </w:r>
+            <w:proofErr w:type="gramStart"/>
+            <w:r>
+              <w:rPr>
+                <w:rFonts w:cstheme="minorHAnsi"/>
+                <w:b/>
+              </w:rPr>
+              <w:t>1 }</w:t>
+            </w:r>
+            <w:proofErr w:type="gramEnd"/>
+            <w:r>
+              <w:rPr>
+                <w:rFonts w:cstheme="minorHAnsi"/>
+                <w:b/>
+              </w:rPr>
+              <w:t xml:space="preserve">') &gt;&amp; </w:t>
             </w:r>
             <w:proofErr w:type="spellStart"/>
             <w:r>
@@ -20152,7 +20353,23 @@
                 <w:rFonts w:cstheme="minorHAnsi"/>
                 <w:b/>
               </w:rPr>
-              <w:t xml:space="preserve">'| awk '{print $1 }') &gt;&amp; </w:t>
+              <w:t>'| awk '{print $</w:t>
+            </w:r>
+            <w:proofErr w:type="gramStart"/>
+            <w:r>
+              <w:rPr>
+                <w:rFonts w:cstheme="minorHAnsi"/>
+                <w:b/>
+              </w:rPr>
+              <w:t>1 }</w:t>
+            </w:r>
+            <w:proofErr w:type="gramEnd"/>
+            <w:r>
+              <w:rPr>
+                <w:rFonts w:cstheme="minorHAnsi"/>
+                <w:b/>
+              </w:rPr>
+              <w:t xml:space="preserve">') &gt;&amp; </w:t>
             </w:r>
             <w:proofErr w:type="spellStart"/>
             <w:r>
@@ -20298,10 +20515,12 @@
               <w:t xml:space="preserve"># peer channel fetch 228 </w:t>
             </w:r>
             <w:proofErr w:type="spellStart"/>
+            <w:proofErr w:type="gramStart"/>
             <w:r>
               <w:t>last.block</w:t>
             </w:r>
             <w:proofErr w:type="spellEnd"/>
+            <w:proofErr w:type="gramEnd"/>
             <w:r>
               <w:t xml:space="preserve"> -o orderer.example.com:7050 -c </w:t>
             </w:r>
@@ -20392,6 +20611,7 @@
             </w:r>
           </w:p>
           <w:p>
+            <w:proofErr w:type="gramStart"/>
             <w:r>
               <w:rPr>
                 <w:rFonts w:hint="eastAsia"/>
@@ -20399,7 +20619,11 @@
               <w:t>$</w:t>
             </w:r>
             <w:r>
-              <w:t xml:space="preserve"> ./</w:t>
+              <w:t xml:space="preserve"> .</w:t>
+            </w:r>
+            <w:proofErr w:type="gramEnd"/>
+            <w:r>
+              <w:t>/</w:t>
             </w:r>
             <w:hyperlink r:id="rId146" w:anchor="file-clean-sh" w:history="1">
               <w:r>
@@ -21082,8 +21306,17 @@
                   <w:rStyle w:val="a7"/>
                   <w:rFonts w:ascii="Times New Roman" w:hAnsi="Times New Roman" w:cs="Times New Roman"/>
                 </w:rPr>
-                <w:t>crypto-config.yaml</w:t>
+                <w:t>crypto-</w:t>
               </w:r>
+              <w:proofErr w:type="gramStart"/>
+              <w:r>
+                <w:rPr>
+                  <w:rStyle w:val="a7"/>
+                  <w:rFonts w:ascii="Times New Roman" w:hAnsi="Times New Roman" w:cs="Times New Roman"/>
+                </w:rPr>
+                <w:t>config.yaml</w:t>
+              </w:r>
+              <w:proofErr w:type="gramEnd"/>
             </w:hyperlink>
           </w:p>
           <w:p>
@@ -21099,6 +21332,7 @@
               <w:t xml:space="preserve">$ vi </w:t>
             </w:r>
             <w:hyperlink r:id="rId148" w:anchor="file-configtx-yaml" w:history="1">
+              <w:proofErr w:type="gramStart"/>
               <w:r>
                 <w:rPr>
                   <w:rStyle w:val="a7"/>
@@ -21106,6 +21340,7 @@
                 </w:rPr>
                 <w:t>configtx.yaml</w:t>
               </w:r>
+              <w:proofErr w:type="gramEnd"/>
             </w:hyperlink>
           </w:p>
           <w:p>
@@ -21408,12 +21643,21 @@
               <w:t xml:space="preserve">$ vi </w:t>
             </w:r>
             <w:hyperlink r:id="rId159" w:anchor="file-cli-yaml" w:history="1">
+              <w:proofErr w:type="gramStart"/>
               <w:r>
                 <w:rPr>
                   <w:rStyle w:val="a7"/>
                   <w:rFonts w:ascii="Times New Roman" w:hAnsi="Times New Roman" w:cs="Times New Roman"/>
                 </w:rPr>
-                <w:t xml:space="preserve">cli.yaml </w:t>
+                <w:t>cli.yaml</w:t>
+              </w:r>
+              <w:proofErr w:type="gramEnd"/>
+              <w:r>
+                <w:rPr>
+                  <w:rStyle w:val="a7"/>
+                  <w:rFonts w:ascii="Times New Roman" w:hAnsi="Times New Roman" w:cs="Times New Roman"/>
+                </w:rPr>
+                <w:t xml:space="preserve"> </w:t>
               </w:r>
             </w:hyperlink>
           </w:p>
@@ -21731,6 +21975,7 @@
                 <w:bCs/>
               </w:rPr>
             </w:pPr>
+            <w:proofErr w:type="gramStart"/>
             <w:r>
               <w:rPr>
                 <w:rFonts w:ascii="Times New Roman" w:hAnsi="Times New Roman" w:cs="Times New Roman" w:hint="eastAsia"/>
@@ -21749,7 +21994,16 @@
                 <w:b/>
                 <w:bCs/>
               </w:rPr>
-              <w:t>./</w:t>
+              <w:t>.</w:t>
+            </w:r>
+            <w:proofErr w:type="gramEnd"/>
+            <w:r>
+              <w:rPr>
+                <w:rFonts w:ascii="Times New Roman" w:hAnsi="Times New Roman" w:cs="Times New Roman"/>
+                <w:b/>
+                <w:bCs/>
+              </w:rPr>
+              <w:t>/</w:t>
             </w:r>
             <w:hyperlink r:id="rId160" w:anchor="file-config-sh" w:history="1">
               <w:r>
@@ -21948,6 +22202,7 @@
                 <w:bCs/>
               </w:rPr>
             </w:pPr>
+            <w:proofErr w:type="gramStart"/>
             <w:r>
               <w:rPr>
                 <w:rFonts w:ascii="Times New Roman" w:hAnsi="Times New Roman" w:cs="Times New Roman" w:hint="eastAsia"/>
@@ -21966,17 +22221,28 @@
                 <w:b/>
                 <w:bCs/>
               </w:rPr>
-              <w:t>./</w:t>
-            </w:r>
+              <w:t>.</w:t>
+            </w:r>
+            <w:proofErr w:type="gramEnd"/>
             <w:r>
               <w:rPr>
                 <w:rFonts w:ascii="Times New Roman" w:hAnsi="Times New Roman" w:cs="Times New Roman"/>
                 <w:b/>
                 <w:bCs/>
-                <w:color w:val="7030A0"/>
-              </w:rPr>
-              <w:t>scp.sh</w:t>
-            </w:r>
+              </w:rPr>
+              <w:t>/</w:t>
+            </w:r>
+            <w:hyperlink r:id="rId161" w:anchor="file-scp-sh" w:history="1">
+              <w:r>
+                <w:rPr>
+                  <w:rStyle w:val="a7"/>
+                  <w:rFonts w:ascii="Times New Roman" w:hAnsi="Times New Roman" w:cs="Times New Roman"/>
+                  <w:b/>
+                  <w:bCs/>
+                </w:rPr>
+                <w:t>scp.sh</w:t>
+              </w:r>
+            </w:hyperlink>
           </w:p>
           <w:p>
             <w:pPr>
@@ -22152,6 +22418,7 @@
                 <w:bCs/>
               </w:rPr>
             </w:pPr>
+            <w:proofErr w:type="gramStart"/>
             <w:r>
               <w:rPr>
                 <w:rFonts w:ascii="Times New Roman" w:hAnsi="Times New Roman" w:cs="Times New Roman" w:hint="eastAsia"/>
@@ -22170,17 +22437,28 @@
                 <w:b/>
                 <w:bCs/>
               </w:rPr>
-              <w:t>./</w:t>
-            </w:r>
+              <w:t>.</w:t>
+            </w:r>
+            <w:proofErr w:type="gramEnd"/>
             <w:r>
               <w:rPr>
                 <w:rFonts w:ascii="Times New Roman" w:hAnsi="Times New Roman" w:cs="Times New Roman"/>
                 <w:b/>
                 <w:bCs/>
-                <w:color w:val="7030A0"/>
-              </w:rPr>
-              <w:t>orderer1.sh</w:t>
-            </w:r>
+              </w:rPr>
+              <w:t>/</w:t>
+            </w:r>
+            <w:hyperlink r:id="rId162" w:anchor="file-orderer1-sh" w:history="1">
+              <w:r>
+                <w:rPr>
+                  <w:rStyle w:val="a7"/>
+                  <w:rFonts w:ascii="Times New Roman" w:hAnsi="Times New Roman" w:cs="Times New Roman"/>
+                  <w:b/>
+                  <w:bCs/>
+                </w:rPr>
+                <w:t>orderer1.sh</w:t>
+              </w:r>
+            </w:hyperlink>
           </w:p>
           <w:p>
             <w:pPr>
@@ -22250,6 +22528,7 @@
                 <w:rFonts w:ascii="Times New Roman" w:hAnsi="Times New Roman" w:cs="Times New Roman"/>
               </w:rPr>
             </w:pPr>
+            <w:proofErr w:type="gramStart"/>
             <w:r>
               <w:rPr>
                 <w:rFonts w:ascii="Times New Roman" w:hAnsi="Times New Roman" w:cs="Times New Roman" w:hint="eastAsia"/>
@@ -22260,31 +22539,41 @@
               <w:rPr>
                 <w:rFonts w:ascii="Times New Roman" w:hAnsi="Times New Roman" w:cs="Times New Roman"/>
               </w:rPr>
-              <w:t xml:space="preserve"> ./</w:t>
-            </w:r>
-            <w:r>
-              <w:rPr>
-                <w:rFonts w:ascii="Times New Roman" w:hAnsi="Times New Roman" w:cs="Times New Roman"/>
-                <w:b/>
-                <w:bCs/>
-                <w:color w:val="7030A0"/>
-              </w:rPr>
-              <w:t>orderer2.sh</w:t>
-            </w:r>
-          </w:p>
-          <w:p>
-            <w:pPr>
-              <w:rPr>
-                <w:rFonts w:ascii="Times New Roman" w:hAnsi="Times New Roman" w:cs="Times New Roman"/>
-              </w:rPr>
-            </w:pPr>
-          </w:p>
-          <w:p>
-            <w:pPr>
-              <w:rPr>
-                <w:rFonts w:ascii="Times New Roman" w:hAnsi="Times New Roman" w:cs="Times New Roman"/>
-              </w:rPr>
-            </w:pPr>
+              <w:t xml:space="preserve"> .</w:t>
+            </w:r>
+            <w:proofErr w:type="gramEnd"/>
+            <w:r>
+              <w:rPr>
+                <w:rFonts w:ascii="Times New Roman" w:hAnsi="Times New Roman" w:cs="Times New Roman"/>
+              </w:rPr>
+              <w:t>/</w:t>
+            </w:r>
+            <w:hyperlink r:id="rId163" w:anchor="file-orderer2-sh" w:history="1">
+              <w:r>
+                <w:rPr>
+                  <w:rStyle w:val="a7"/>
+                  <w:rFonts w:ascii="Times New Roman" w:hAnsi="Times New Roman" w:cs="Times New Roman"/>
+                  <w:b/>
+                  <w:bCs/>
+                </w:rPr>
+                <w:t>orderer2.sh</w:t>
+              </w:r>
+            </w:hyperlink>
+          </w:p>
+          <w:p>
+            <w:pPr>
+              <w:rPr>
+                <w:rFonts w:ascii="Times New Roman" w:hAnsi="Times New Roman" w:cs="Times New Roman"/>
+              </w:rPr>
+            </w:pPr>
+          </w:p>
+          <w:p>
+            <w:pPr>
+              <w:rPr>
+                <w:rFonts w:ascii="Times New Roman" w:hAnsi="Times New Roman" w:cs="Times New Roman"/>
+              </w:rPr>
+            </w:pPr>
+            <w:proofErr w:type="gramStart"/>
             <w:r>
               <w:rPr>
                 <w:rFonts w:ascii="Times New Roman" w:hAnsi="Times New Roman" w:cs="Times New Roman" w:hint="eastAsia"/>
@@ -22295,31 +22584,41 @@
               <w:rPr>
                 <w:rFonts w:ascii="Times New Roman" w:hAnsi="Times New Roman" w:cs="Times New Roman"/>
               </w:rPr>
-              <w:t xml:space="preserve"> ./</w:t>
-            </w:r>
-            <w:r>
-              <w:rPr>
-                <w:rFonts w:ascii="Times New Roman" w:hAnsi="Times New Roman" w:cs="Times New Roman"/>
-                <w:b/>
-                <w:bCs/>
-                <w:color w:val="7030A0"/>
-              </w:rPr>
-              <w:t>orderer3.sh</w:t>
-            </w:r>
-          </w:p>
-          <w:p>
-            <w:pPr>
-              <w:rPr>
-                <w:rFonts w:ascii="Times New Roman" w:hAnsi="Times New Roman" w:cs="Times New Roman"/>
-              </w:rPr>
-            </w:pPr>
-          </w:p>
-          <w:p>
-            <w:pPr>
-              <w:rPr>
-                <w:rFonts w:ascii="Times New Roman" w:hAnsi="Times New Roman" w:cs="Times New Roman"/>
-              </w:rPr>
-            </w:pPr>
+              <w:t xml:space="preserve"> .</w:t>
+            </w:r>
+            <w:proofErr w:type="gramEnd"/>
+            <w:r>
+              <w:rPr>
+                <w:rFonts w:ascii="Times New Roman" w:hAnsi="Times New Roman" w:cs="Times New Roman"/>
+              </w:rPr>
+              <w:t>/</w:t>
+            </w:r>
+            <w:hyperlink r:id="rId164" w:anchor="file-orderer3-sh" w:history="1">
+              <w:r>
+                <w:rPr>
+                  <w:rStyle w:val="a7"/>
+                  <w:rFonts w:ascii="Times New Roman" w:hAnsi="Times New Roman" w:cs="Times New Roman"/>
+                  <w:b/>
+                  <w:bCs/>
+                </w:rPr>
+                <w:t>orderer3.sh</w:t>
+              </w:r>
+            </w:hyperlink>
+          </w:p>
+          <w:p>
+            <w:pPr>
+              <w:rPr>
+                <w:rFonts w:ascii="Times New Roman" w:hAnsi="Times New Roman" w:cs="Times New Roman"/>
+              </w:rPr>
+            </w:pPr>
+          </w:p>
+          <w:p>
+            <w:pPr>
+              <w:rPr>
+                <w:rFonts w:ascii="Times New Roman" w:hAnsi="Times New Roman" w:cs="Times New Roman"/>
+              </w:rPr>
+            </w:pPr>
+            <w:proofErr w:type="gramStart"/>
             <w:r>
               <w:rPr>
                 <w:rFonts w:ascii="Times New Roman" w:hAnsi="Times New Roman" w:cs="Times New Roman" w:hint="eastAsia"/>
@@ -22330,31 +22629,41 @@
               <w:rPr>
                 <w:rFonts w:ascii="Times New Roman" w:hAnsi="Times New Roman" w:cs="Times New Roman"/>
               </w:rPr>
-              <w:t xml:space="preserve"> ./</w:t>
-            </w:r>
-            <w:r>
-              <w:rPr>
-                <w:rFonts w:ascii="Times New Roman" w:hAnsi="Times New Roman" w:cs="Times New Roman"/>
-                <w:b/>
-                <w:bCs/>
-                <w:color w:val="7030A0"/>
-              </w:rPr>
-              <w:t>orderer4.sh</w:t>
-            </w:r>
-          </w:p>
-          <w:p>
-            <w:pPr>
-              <w:rPr>
-                <w:rFonts w:ascii="Times New Roman" w:hAnsi="Times New Roman" w:cs="Times New Roman"/>
-              </w:rPr>
-            </w:pPr>
-          </w:p>
-          <w:p>
-            <w:pPr>
-              <w:rPr>
-                <w:rFonts w:ascii="Times New Roman" w:hAnsi="Times New Roman" w:cs="Times New Roman"/>
-              </w:rPr>
-            </w:pPr>
+              <w:t xml:space="preserve"> .</w:t>
+            </w:r>
+            <w:proofErr w:type="gramEnd"/>
+            <w:r>
+              <w:rPr>
+                <w:rFonts w:ascii="Times New Roman" w:hAnsi="Times New Roman" w:cs="Times New Roman"/>
+              </w:rPr>
+              <w:t>/</w:t>
+            </w:r>
+            <w:hyperlink r:id="rId165" w:anchor="file-orderer4-sh" w:history="1">
+              <w:r>
+                <w:rPr>
+                  <w:rStyle w:val="a7"/>
+                  <w:rFonts w:ascii="Times New Roman" w:hAnsi="Times New Roman" w:cs="Times New Roman"/>
+                  <w:b/>
+                  <w:bCs/>
+                </w:rPr>
+                <w:t>orderer4.sh</w:t>
+              </w:r>
+            </w:hyperlink>
+          </w:p>
+          <w:p>
+            <w:pPr>
+              <w:rPr>
+                <w:rFonts w:ascii="Times New Roman" w:hAnsi="Times New Roman" w:cs="Times New Roman"/>
+              </w:rPr>
+            </w:pPr>
+          </w:p>
+          <w:p>
+            <w:pPr>
+              <w:rPr>
+                <w:rFonts w:ascii="Times New Roman" w:hAnsi="Times New Roman" w:cs="Times New Roman"/>
+              </w:rPr>
+            </w:pPr>
+            <w:proofErr w:type="gramStart"/>
             <w:r>
               <w:rPr>
                 <w:rFonts w:ascii="Times New Roman" w:hAnsi="Times New Roman" w:cs="Times New Roman" w:hint="eastAsia"/>
@@ -22365,17 +22674,26 @@
               <w:rPr>
                 <w:rFonts w:ascii="Times New Roman" w:hAnsi="Times New Roman" w:cs="Times New Roman"/>
               </w:rPr>
-              <w:t xml:space="preserve"> ./</w:t>
-            </w:r>
-            <w:r>
-              <w:rPr>
-                <w:rFonts w:ascii="Times New Roman" w:hAnsi="Times New Roman" w:cs="Times New Roman"/>
-                <w:b/>
-                <w:bCs/>
-                <w:color w:val="7030A0"/>
-              </w:rPr>
-              <w:t>orderer5.sh</w:t>
-            </w:r>
+              <w:t xml:space="preserve"> .</w:t>
+            </w:r>
+            <w:proofErr w:type="gramEnd"/>
+            <w:r>
+              <w:rPr>
+                <w:rFonts w:ascii="Times New Roman" w:hAnsi="Times New Roman" w:cs="Times New Roman"/>
+              </w:rPr>
+              <w:t>/</w:t>
+            </w:r>
+            <w:hyperlink r:id="rId166" w:anchor="file-orderer5-sh" w:history="1">
+              <w:r>
+                <w:rPr>
+                  <w:rStyle w:val="a7"/>
+                  <w:rFonts w:ascii="Times New Roman" w:hAnsi="Times New Roman" w:cs="Times New Roman"/>
+                  <w:b/>
+                  <w:bCs/>
+                </w:rPr>
+                <w:t>orderer5.sh</w:t>
+              </w:r>
+            </w:hyperlink>
           </w:p>
           <w:p>
             <w:pPr>
@@ -22595,6 +22913,7 @@
                 <w:color w:val="7030A0"/>
               </w:rPr>
             </w:pPr>
+            <w:proofErr w:type="gramStart"/>
             <w:r>
               <w:rPr>
                 <w:rFonts w:ascii="Times New Roman" w:hAnsi="Times New Roman" w:cs="Times New Roman" w:hint="eastAsia"/>
@@ -22605,17 +22924,44 @@
               <w:rPr>
                 <w:rFonts w:ascii="Times New Roman" w:hAnsi="Times New Roman" w:cs="Times New Roman"/>
               </w:rPr>
-              <w:t xml:space="preserve"> ./</w:t>
-            </w:r>
-            <w:r>
-              <w:rPr>
-                <w:rFonts w:ascii="Times New Roman" w:hAnsi="Times New Roman" w:cs="Times New Roman"/>
-                <w:b/>
-                <w:bCs/>
-                <w:color w:val="7030A0"/>
-              </w:rPr>
-              <w:t>peer1.sh</w:t>
-            </w:r>
+              <w:t xml:space="preserve"> .</w:t>
+            </w:r>
+            <w:proofErr w:type="gramEnd"/>
+            <w:r>
+              <w:rPr>
+                <w:rFonts w:ascii="Times New Roman" w:hAnsi="Times New Roman" w:cs="Times New Roman"/>
+              </w:rPr>
+              <w:t>/</w:t>
+            </w:r>
+            <w:hyperlink r:id="rId167" w:anchor="file-peer1-sh" w:history="1">
+              <w:r>
+                <w:rPr>
+                  <w:rStyle w:val="a7"/>
+                  <w:rFonts w:ascii="Times New Roman" w:hAnsi="Times New Roman" w:cs="Times New Roman"/>
+                  <w:b/>
+                  <w:bCs/>
+                </w:rPr>
+                <w:t>peer1.</w:t>
+              </w:r>
+              <w:r>
+                <w:rPr>
+                  <w:rStyle w:val="a7"/>
+                  <w:rFonts w:ascii="Times New Roman" w:hAnsi="Times New Roman" w:cs="Times New Roman"/>
+                  <w:b/>
+                  <w:bCs/>
+                </w:rPr>
+                <w:t>s</w:t>
+              </w:r>
+              <w:r>
+                <w:rPr>
+                  <w:rStyle w:val="a7"/>
+                  <w:rFonts w:ascii="Times New Roman" w:hAnsi="Times New Roman" w:cs="Times New Roman"/>
+                  <w:b/>
+                  <w:bCs/>
+                </w:rPr>
+                <w:t>h</w:t>
+              </w:r>
+            </w:hyperlink>
           </w:p>
           <w:p>
             <w:pPr>
@@ -22902,6 +23248,7 @@
                 <w:u w:val="single"/>
               </w:rPr>
             </w:pPr>
+            <w:proofErr w:type="gramStart"/>
             <w:r>
               <w:rPr>
                 <w:rFonts w:ascii="Times New Roman" w:hAnsi="Times New Roman" w:cs="Times New Roman" w:hint="eastAsia"/>
@@ -22912,17 +23259,26 @@
               <w:rPr>
                 <w:rFonts w:ascii="Times New Roman" w:hAnsi="Times New Roman" w:cs="Times New Roman"/>
               </w:rPr>
-              <w:t xml:space="preserve"> ./</w:t>
-            </w:r>
-            <w:r>
-              <w:rPr>
-                <w:rFonts w:ascii="Times New Roman" w:hAnsi="Times New Roman" w:cs="Times New Roman"/>
-                <w:b/>
-                <w:bCs/>
-                <w:color w:val="7030A0"/>
-              </w:rPr>
-              <w:t>peer2.sh</w:t>
-            </w:r>
+              <w:t xml:space="preserve"> .</w:t>
+            </w:r>
+            <w:proofErr w:type="gramEnd"/>
+            <w:r>
+              <w:rPr>
+                <w:rFonts w:ascii="Times New Roman" w:hAnsi="Times New Roman" w:cs="Times New Roman"/>
+              </w:rPr>
+              <w:t>/</w:t>
+            </w:r>
+            <w:hyperlink r:id="rId168" w:history="1">
+              <w:r>
+                <w:rPr>
+                  <w:rStyle w:val="a7"/>
+                  <w:rFonts w:ascii="Times New Roman" w:hAnsi="Times New Roman" w:cs="Times New Roman"/>
+                  <w:b/>
+                  <w:bCs/>
+                </w:rPr>
+                <w:t>peer2.sh</w:t>
+              </w:r>
+            </w:hyperlink>
           </w:p>
           <w:p>
             <w:pPr>
@@ -22942,6 +23298,7 @@
                 <w:u w:val="single"/>
               </w:rPr>
             </w:pPr>
+            <w:proofErr w:type="gramStart"/>
             <w:r>
               <w:rPr>
                 <w:rFonts w:ascii="Times New Roman" w:hAnsi="Times New Roman" w:cs="Times New Roman" w:hint="eastAsia"/>
@@ -22952,35 +23309,26 @@
               <w:rPr>
                 <w:rFonts w:ascii="Times New Roman" w:hAnsi="Times New Roman" w:cs="Times New Roman"/>
               </w:rPr>
-              <w:t xml:space="preserve"> ./</w:t>
-            </w:r>
-            <w:r>
-              <w:rPr>
-                <w:rFonts w:ascii="Times New Roman" w:hAnsi="Times New Roman" w:cs="Times New Roman"/>
-                <w:b/>
-                <w:bCs/>
-                <w:color w:val="7030A0"/>
-              </w:rPr>
-              <w:t>peer</w:t>
-            </w:r>
-            <w:r>
-              <w:rPr>
-                <w:rFonts w:ascii="Times New Roman" w:hAnsi="Times New Roman" w:cs="Times New Roman"/>
-                <w:b/>
-                <w:bCs/>
-                <w:color w:val="7030A0"/>
-              </w:rPr>
-              <w:t>3</w:t>
-            </w:r>
-            <w:r>
-              <w:rPr>
-                <w:rFonts w:ascii="Times New Roman" w:hAnsi="Times New Roman" w:cs="Times New Roman"/>
-                <w:b/>
-                <w:bCs/>
-                <w:color w:val="7030A0"/>
-              </w:rPr>
-              <w:t>.sh</w:t>
-            </w:r>
+              <w:t xml:space="preserve"> .</w:t>
+            </w:r>
+            <w:proofErr w:type="gramEnd"/>
+            <w:r>
+              <w:rPr>
+                <w:rFonts w:ascii="Times New Roman" w:hAnsi="Times New Roman" w:cs="Times New Roman"/>
+              </w:rPr>
+              <w:t>/</w:t>
+            </w:r>
+            <w:hyperlink r:id="rId169" w:history="1">
+              <w:r>
+                <w:rPr>
+                  <w:rStyle w:val="a7"/>
+                  <w:rFonts w:ascii="Times New Roman" w:hAnsi="Times New Roman" w:cs="Times New Roman"/>
+                  <w:b/>
+                  <w:bCs/>
+                </w:rPr>
+                <w:t>peer3.sh</w:t>
+              </w:r>
+            </w:hyperlink>
           </w:p>
           <w:p>
             <w:pPr>
@@ -23000,6 +23348,7 @@
                 <w:u w:val="single"/>
               </w:rPr>
             </w:pPr>
+            <w:proofErr w:type="gramStart"/>
             <w:r>
               <w:rPr>
                 <w:rFonts w:ascii="Times New Roman" w:hAnsi="Times New Roman" w:cs="Times New Roman" w:hint="eastAsia"/>
@@ -23010,35 +23359,26 @@
               <w:rPr>
                 <w:rFonts w:ascii="Times New Roman" w:hAnsi="Times New Roman" w:cs="Times New Roman"/>
               </w:rPr>
-              <w:t xml:space="preserve"> ./</w:t>
-            </w:r>
-            <w:r>
-              <w:rPr>
-                <w:rFonts w:ascii="Times New Roman" w:hAnsi="Times New Roman" w:cs="Times New Roman"/>
-                <w:b/>
-                <w:bCs/>
-                <w:color w:val="7030A0"/>
-              </w:rPr>
-              <w:t>peer</w:t>
-            </w:r>
-            <w:r>
-              <w:rPr>
-                <w:rFonts w:ascii="Times New Roman" w:hAnsi="Times New Roman" w:cs="Times New Roman"/>
-                <w:b/>
-                <w:bCs/>
-                <w:color w:val="7030A0"/>
-              </w:rPr>
-              <w:t>4</w:t>
-            </w:r>
-            <w:r>
-              <w:rPr>
-                <w:rFonts w:ascii="Times New Roman" w:hAnsi="Times New Roman" w:cs="Times New Roman"/>
-                <w:b/>
-                <w:bCs/>
-                <w:color w:val="7030A0"/>
-              </w:rPr>
-              <w:t>.sh</w:t>
-            </w:r>
+              <w:t xml:space="preserve"> .</w:t>
+            </w:r>
+            <w:proofErr w:type="gramEnd"/>
+            <w:r>
+              <w:rPr>
+                <w:rFonts w:ascii="Times New Roman" w:hAnsi="Times New Roman" w:cs="Times New Roman"/>
+              </w:rPr>
+              <w:t>/</w:t>
+            </w:r>
+            <w:hyperlink r:id="rId170" w:history="1">
+              <w:r>
+                <w:rPr>
+                  <w:rStyle w:val="a7"/>
+                  <w:rFonts w:ascii="Times New Roman" w:hAnsi="Times New Roman" w:cs="Times New Roman"/>
+                  <w:b/>
+                  <w:bCs/>
+                </w:rPr>
+                <w:t>peer4.sh</w:t>
+              </w:r>
+            </w:hyperlink>
           </w:p>
           <w:p>
             <w:pPr>
@@ -23058,6 +23398,7 @@
                 <w:u w:val="single"/>
               </w:rPr>
             </w:pPr>
+            <w:proofErr w:type="gramStart"/>
             <w:r>
               <w:rPr>
                 <w:rFonts w:ascii="Times New Roman" w:hAnsi="Times New Roman" w:cs="Times New Roman" w:hint="eastAsia"/>
@@ -23068,35 +23409,26 @@
               <w:rPr>
                 <w:rFonts w:ascii="Times New Roman" w:hAnsi="Times New Roman" w:cs="Times New Roman"/>
               </w:rPr>
-              <w:t xml:space="preserve"> ./</w:t>
-            </w:r>
-            <w:r>
-              <w:rPr>
-                <w:rFonts w:ascii="Times New Roman" w:hAnsi="Times New Roman" w:cs="Times New Roman"/>
-                <w:b/>
-                <w:bCs/>
-                <w:color w:val="7030A0"/>
-              </w:rPr>
-              <w:t>peer</w:t>
-            </w:r>
-            <w:r>
-              <w:rPr>
-                <w:rFonts w:ascii="Times New Roman" w:hAnsi="Times New Roman" w:cs="Times New Roman"/>
-                <w:b/>
-                <w:bCs/>
-                <w:color w:val="7030A0"/>
-              </w:rPr>
-              <w:t>5</w:t>
-            </w:r>
-            <w:r>
-              <w:rPr>
-                <w:rFonts w:ascii="Times New Roman" w:hAnsi="Times New Roman" w:cs="Times New Roman"/>
-                <w:b/>
-                <w:bCs/>
-                <w:color w:val="7030A0"/>
-              </w:rPr>
-              <w:t>.sh</w:t>
-            </w:r>
+              <w:t xml:space="preserve"> .</w:t>
+            </w:r>
+            <w:proofErr w:type="gramEnd"/>
+            <w:r>
+              <w:rPr>
+                <w:rFonts w:ascii="Times New Roman" w:hAnsi="Times New Roman" w:cs="Times New Roman"/>
+              </w:rPr>
+              <w:t>/</w:t>
+            </w:r>
+            <w:hyperlink r:id="rId171" w:history="1">
+              <w:r>
+                <w:rPr>
+                  <w:rStyle w:val="a7"/>
+                  <w:rFonts w:ascii="Times New Roman" w:hAnsi="Times New Roman" w:cs="Times New Roman"/>
+                  <w:b/>
+                  <w:bCs/>
+                </w:rPr>
+                <w:t>peer5.sh</w:t>
+              </w:r>
+            </w:hyperlink>
           </w:p>
           <w:p>
             <w:pPr>
@@ -23357,6 +23689,7 @@
                 <w:rFonts w:ascii="Times New Roman" w:hAnsi="Times New Roman" w:cs="Times New Roman"/>
               </w:rPr>
             </w:pPr>
+            <w:proofErr w:type="gramStart"/>
             <w:r>
               <w:rPr>
                 <w:rFonts w:ascii="Times New Roman" w:hAnsi="Times New Roman" w:cs="Times New Roman" w:hint="eastAsia"/>
@@ -23367,17 +23700,26 @@
               <w:rPr>
                 <w:rFonts w:ascii="Times New Roman" w:hAnsi="Times New Roman" w:cs="Times New Roman"/>
               </w:rPr>
-              <w:t xml:space="preserve"> ./</w:t>
-            </w:r>
-            <w:r>
-              <w:rPr>
-                <w:rFonts w:ascii="Times New Roman" w:hAnsi="Times New Roman" w:cs="Times New Roman"/>
-                <w:b/>
-                <w:bCs/>
-                <w:color w:val="7030A0"/>
-              </w:rPr>
-              <w:t>cli.sh</w:t>
-            </w:r>
+              <w:t xml:space="preserve"> .</w:t>
+            </w:r>
+            <w:proofErr w:type="gramEnd"/>
+            <w:r>
+              <w:rPr>
+                <w:rFonts w:ascii="Times New Roman" w:hAnsi="Times New Roman" w:cs="Times New Roman"/>
+              </w:rPr>
+              <w:t>/</w:t>
+            </w:r>
+            <w:hyperlink r:id="rId172" w:history="1">
+              <w:r>
+                <w:rPr>
+                  <w:rStyle w:val="a7"/>
+                  <w:rFonts w:ascii="Times New Roman" w:hAnsi="Times New Roman" w:cs="Times New Roman"/>
+                  <w:b/>
+                  <w:bCs/>
+                </w:rPr>
+                <w:t>cli.sh</w:t>
+              </w:r>
+            </w:hyperlink>
           </w:p>
           <w:p>
             <w:pPr>
@@ -23634,6 +23976,7 @@
         <w:t xml:space="preserve"> (of peer0.org1) connects to Peer0.org1.example.com:7051, creates a </w:t>
       </w:r>
       <w:proofErr w:type="spellStart"/>
+      <w:proofErr w:type="gramStart"/>
       <w:r>
         <w:rPr>
           <w:rFonts w:ascii="Times New Roman" w:hAnsi="Times New Roman" w:cs="Times New Roman"/>
@@ -23641,6 +23984,7 @@
         <w:t>channel.block</w:t>
       </w:r>
       <w:proofErr w:type="spellEnd"/>
+      <w:proofErr w:type="gramEnd"/>
       <w:r>
         <w:rPr>
           <w:rFonts w:ascii="Times New Roman" w:hAnsi="Times New Roman" w:cs="Times New Roman"/>
@@ -23693,6 +24037,7 @@
               </w:rPr>
               <w:t xml:space="preserve">// </w:t>
             </w:r>
+            <w:proofErr w:type="gramStart"/>
             <w:r>
               <w:rPr>
                 <w:rFonts w:asciiTheme="minorHAnsi" w:hAnsiTheme="minorHAnsi" w:cstheme="minorHAnsi"/>
@@ -23701,6 +24046,7 @@
               </w:rPr>
               <w:t>CLI  goes</w:t>
             </w:r>
+            <w:proofErr w:type="gramEnd"/>
             <w:r>
               <w:rPr>
                 <w:rFonts w:asciiTheme="minorHAnsi" w:hAnsiTheme="minorHAnsi" w:cstheme="minorHAnsi"/>
@@ -23774,27 +24120,46 @@
                 <w:szCs w:val="22"/>
               </w:rPr>
               <w:br/>
-              <w:t xml:space="preserve"># </w:t>
-            </w:r>
+            </w:r>
+            <w:proofErr w:type="gramStart"/>
             <w:r>
               <w:rPr>
                 <w:rFonts w:asciiTheme="minorHAnsi" w:hAnsiTheme="minorHAnsi" w:cstheme="minorHAnsi"/>
                 <w:sz w:val="22"/>
                 <w:szCs w:val="22"/>
               </w:rPr>
-              <w:t>./</w:t>
+              <w:t xml:space="preserve"># </w:t>
             </w:r>
             <w:r>
               <w:rPr>
                 <w:rFonts w:asciiTheme="minorHAnsi" w:hAnsiTheme="minorHAnsi" w:cstheme="minorHAnsi"/>
-                <w:b/>
-                <w:bCs/>
-                <w:color w:val="7030A0"/>
                 <w:sz w:val="22"/>
                 <w:szCs w:val="22"/>
               </w:rPr>
-              <w:t>step1.sh</w:t>
-            </w:r>
+              <w:t>.</w:t>
+            </w:r>
+            <w:proofErr w:type="gramEnd"/>
+            <w:r>
+              <w:rPr>
+                <w:rFonts w:asciiTheme="minorHAnsi" w:hAnsiTheme="minorHAnsi" w:cstheme="minorHAnsi"/>
+                <w:sz w:val="22"/>
+                <w:szCs w:val="22"/>
+              </w:rPr>
+              <w:t>/</w:t>
+            </w:r>
+            <w:hyperlink r:id="rId173" w:history="1">
+              <w:r>
+                <w:rPr>
+                  <w:rStyle w:val="a7"/>
+                  <w:rFonts w:asciiTheme="minorHAnsi" w:hAnsiTheme="minorHAnsi" w:cstheme="minorHAnsi"/>
+                  <w:b/>
+                  <w:bCs/>
+                  <w:sz w:val="22"/>
+                  <w:szCs w:val="22"/>
+                </w:rPr>
+                <w:t>step1.sh</w:t>
+              </w:r>
+            </w:hyperlink>
             <w:r>
               <w:rPr>
                 <w:rStyle w:val="a7"/>
@@ -23902,6 +24267,7 @@
                 <w:szCs w:val="22"/>
               </w:rPr>
             </w:pPr>
+            <w:proofErr w:type="gramStart"/>
             <w:r>
               <w:rPr>
                 <w:rFonts w:asciiTheme="minorHAnsi" w:hAnsiTheme="minorHAnsi" w:cstheme="minorHAnsi"/>
@@ -23916,19 +24282,30 @@
                 <w:sz w:val="22"/>
                 <w:szCs w:val="22"/>
               </w:rPr>
-              <w:t>./</w:t>
-            </w:r>
+              <w:t>.</w:t>
+            </w:r>
+            <w:proofErr w:type="gramEnd"/>
             <w:r>
               <w:rPr>
                 <w:rFonts w:asciiTheme="minorHAnsi" w:hAnsiTheme="minorHAnsi" w:cstheme="minorHAnsi"/>
-                <w:b/>
-                <w:bCs/>
-                <w:color w:val="7030A0"/>
                 <w:sz w:val="22"/>
                 <w:szCs w:val="22"/>
               </w:rPr>
-              <w:t>step2.sh</w:t>
-            </w:r>
+              <w:t>/</w:t>
+            </w:r>
+            <w:hyperlink r:id="rId174" w:history="1">
+              <w:r>
+                <w:rPr>
+                  <w:rStyle w:val="a7"/>
+                  <w:rFonts w:asciiTheme="minorHAnsi" w:hAnsiTheme="minorHAnsi" w:cstheme="minorHAnsi"/>
+                  <w:b/>
+                  <w:bCs/>
+                  <w:sz w:val="22"/>
+                  <w:szCs w:val="22"/>
+                </w:rPr>
+                <w:t>step2.sh</w:t>
+              </w:r>
+            </w:hyperlink>
             <w:r>
               <w:rPr>
                 <w:rFonts w:asciiTheme="minorHAnsi" w:hAnsiTheme="minorHAnsi" w:cstheme="minorHAnsi"/>
@@ -24202,8 +24579,16 @@
               <w:rPr>
                 <w:bCs/>
               </w:rPr>
-              <w:t xml:space="preserve"> exit</w:t>
-            </w:r>
+              <w:t xml:space="preserve"> </w:t>
+            </w:r>
+            <w:proofErr w:type="gramStart"/>
+            <w:r>
+              <w:rPr>
+                <w:bCs/>
+              </w:rPr>
+              <w:t>exit</w:t>
+            </w:r>
+            <w:proofErr w:type="gramEnd"/>
           </w:p>
           <w:p>
             <w:pPr>
@@ -24436,7 +24821,7 @@
               </w:rPr>
               <w:t xml:space="preserve"> vi </w:t>
             </w:r>
-            <w:hyperlink r:id="rId161" w:anchor="file-read_pem-py" w:history="1">
+            <w:hyperlink r:id="rId175" w:anchor="file-read_pem-py" w:history="1">
               <w:r>
                 <w:rPr>
                   <w:rStyle w:val="a7"/>
@@ -24465,7 +24850,7 @@
               </w:rPr>
               <w:t xml:space="preserve"> vi </w:t>
             </w:r>
-            <w:hyperlink r:id="rId162" w:anchor="file-prepare_tls_peer0_org1-sh" w:history="1">
+            <w:hyperlink r:id="rId176" w:anchor="file-prepare_tls_peer0_org1-sh" w:history="1">
               <w:r>
                 <w:rPr>
                   <w:rStyle w:val="a7"/>
@@ -24495,7 +24880,7 @@
               </w:rPr>
               <w:t xml:space="preserve"> vi </w:t>
             </w:r>
-            <w:hyperlink r:id="rId163" w:anchor="file-prepare_tls_peer0_org2-sh" w:history="1">
+            <w:hyperlink r:id="rId177" w:anchor="file-prepare_tls_peer0_org2-sh" w:history="1">
               <w:r>
                 <w:rPr>
                   <w:rStyle w:val="a7"/>
@@ -24672,7 +25057,7 @@
               </w:rPr>
               <w:t xml:space="preserve"> vi </w:t>
             </w:r>
-            <w:hyperlink r:id="rId164" w:anchor="file-prepare_wallet_user1_org1-py" w:history="1">
+            <w:hyperlink r:id="rId178" w:anchor="file-prepare_wallet_user1_org1-py" w:history="1">
               <w:r>
                 <w:rPr>
                   <w:rStyle w:val="a7"/>
@@ -24702,7 +25087,7 @@
               </w:rPr>
               <w:t xml:space="preserve"> vi </w:t>
             </w:r>
-            <w:hyperlink r:id="rId165" w:anchor="file-prepare_wallet_user1_org2-py" w:history="1">
+            <w:hyperlink r:id="rId179" w:anchor="file-prepare_wallet_user1_org2-py" w:history="1">
               <w:r>
                 <w:rPr>
                   <w:rStyle w:val="a7"/>
@@ -25060,7 +25445,7 @@
               </w:rPr>
               <w:t xml:space="preserve"> vi </w:t>
             </w:r>
-            <w:hyperlink r:id="rId166" w:anchor="file-invoke-js" w:history="1">
+            <w:hyperlink r:id="rId180" w:anchor="file-invoke-js" w:history="1">
               <w:r>
                 <w:rPr>
                   <w:rStyle w:val="a7"/>
@@ -25089,7 +25474,7 @@
               </w:rPr>
               <w:t xml:space="preserve"> vi </w:t>
             </w:r>
-            <w:hyperlink r:id="rId167" w:anchor="file-prepare_sdk_peer0_org1-sh" w:history="1">
+            <w:hyperlink r:id="rId181" w:anchor="file-prepare_sdk_peer0_org1-sh" w:history="1">
               <w:r>
                 <w:rPr>
                   <w:rStyle w:val="a7"/>
@@ -25119,7 +25504,7 @@
               </w:rPr>
               <w:t xml:space="preserve"> vi </w:t>
             </w:r>
-            <w:hyperlink r:id="rId168" w:anchor="file-prepare_sdk_peer0_org2-sh" w:history="1">
+            <w:hyperlink r:id="rId182" w:anchor="file-prepare_sdk_peer0_org2-sh" w:history="1">
               <w:r>
                 <w:rPr>
                   <w:rStyle w:val="a7"/>
@@ -25277,7 +25662,7 @@
         </w:rPr>
         <w:t xml:space="preserve">prepares wallets of </w:t>
       </w:r>
-      <w:hyperlink r:id="rId169" w:history="1">
+      <w:hyperlink r:id="rId183" w:history="1">
         <w:r>
           <w:rPr>
             <w:rStyle w:val="a7"/>
@@ -25292,7 +25677,7 @@
         </w:rPr>
         <w:t xml:space="preserve"> and </w:t>
       </w:r>
-      <w:hyperlink r:id="rId170" w:history="1">
+      <w:hyperlink r:id="rId184" w:history="1">
         <w:r>
           <w:rPr>
             <w:rStyle w:val="a7"/>
@@ -25367,7 +25752,7 @@
               </w:rPr>
               <w:t xml:space="preserve"> python </w:t>
             </w:r>
-            <w:hyperlink r:id="rId171" w:anchor="file-step2-sh" w:history="1">
+            <w:hyperlink r:id="rId185" w:anchor="file-step2-sh" w:history="1">
               <w:r>
                 <w:rPr>
                   <w:rStyle w:val="a7"/>
@@ -25397,7 +25782,7 @@
               </w:rPr>
               <w:t xml:space="preserve"> python </w:t>
             </w:r>
-            <w:hyperlink r:id="rId172" w:anchor="file-prepare_wallet_user1_org2-py" w:history="1">
+            <w:hyperlink r:id="rId186" w:anchor="file-prepare_wallet_user1_org2-py" w:history="1">
               <w:r>
                 <w:rPr>
                   <w:rStyle w:val="a7"/>
@@ -25745,7 +26130,7 @@
               </w:rPr>
               <w:t xml:space="preserve"> node </w:t>
             </w:r>
-            <w:hyperlink r:id="rId173" w:anchor="file-query-js" w:history="1">
+            <w:hyperlink r:id="rId187" w:anchor="file-query-js" w:history="1">
               <w:r>
                 <w:rPr>
                   <w:rStyle w:val="a7"/>
@@ -25780,7 +26165,7 @@
               </w:rPr>
               <w:t xml:space="preserve"> node </w:t>
             </w:r>
-            <w:hyperlink r:id="rId174" w:anchor="file-invoke-js" w:history="1">
+            <w:hyperlink r:id="rId188" w:anchor="file-invoke-js" w:history="1">
               <w:r>
                 <w:rPr>
                   <w:rStyle w:val="a7"/>
@@ -25875,7 +26260,7 @@
             <w:r>
               <w:t xml:space="preserve">$ python </w:t>
             </w:r>
-            <w:hyperlink r:id="rId175" w:anchor="file-readthroughput_p1-py" w:history="1">
+            <w:hyperlink r:id="rId189" w:anchor="file-readthroughput_p1-py" w:history="1">
               <w:r>
                 <w:rPr>
                   <w:rStyle w:val="a7"/>
@@ -25972,7 +26357,7 @@
             <w:r>
               <w:t xml:space="preserve"> python </w:t>
             </w:r>
-            <w:hyperlink r:id="rId176" w:anchor="file-readdelay_p1-py" w:history="1">
+            <w:hyperlink r:id="rId190" w:anchor="file-readdelay_p1-py" w:history="1">
               <w:r>
                 <w:rPr>
                   <w:rStyle w:val="a7"/>
@@ -26208,14 +26593,30 @@
                 <w:rFonts w:cstheme="minorHAnsi"/>
                 <w:b/>
               </w:rPr>
-              <w:t xml:space="preserve">'| awk '{print $1 }') &gt;&amp; </w:t>
-            </w:r>
-            <w:proofErr w:type="spellStart"/>
+              <w:t>'| awk '{print $</w:t>
+            </w:r>
+            <w:proofErr w:type="gramStart"/>
             <w:r>
               <w:rPr>
                 <w:rFonts w:cstheme="minorHAnsi"/>
                 <w:b/>
               </w:rPr>
+              <w:t>1 }</w:t>
+            </w:r>
+            <w:proofErr w:type="gramEnd"/>
+            <w:r>
+              <w:rPr>
+                <w:rFonts w:cstheme="minorHAnsi"/>
+                <w:b/>
+              </w:rPr>
+              <w:t xml:space="preserve">') &gt;&amp; </w:t>
+            </w:r>
+            <w:proofErr w:type="spellStart"/>
+            <w:r>
+              <w:rPr>
+                <w:rFonts w:cstheme="minorHAnsi"/>
+                <w:b/>
+              </w:rPr>
               <w:t>ordererlog</w:t>
             </w:r>
             <w:proofErr w:type="spellEnd"/>
@@ -26262,7 +26663,7 @@
               </w:rPr>
               <w:t xml:space="preserve"> </w:t>
             </w:r>
-            <w:hyperlink r:id="rId177" w:history="1">
+            <w:hyperlink r:id="rId191" w:history="1">
               <w:r>
                 <w:rPr>
                   <w:rStyle w:val="a7"/>
@@ -26276,7 +26677,7 @@
             <w:r>
               <w:t xml:space="preserve">$ python </w:t>
             </w:r>
-            <w:hyperlink r:id="rId178" w:anchor="file-readthroughput_p2-py" w:history="1">
+            <w:hyperlink r:id="rId192" w:anchor="file-readthroughput_p2-py" w:history="1">
               <w:r>
                 <w:rPr>
                   <w:rStyle w:val="a7"/>
@@ -26481,14 +26882,30 @@
                 <w:rFonts w:cstheme="minorHAnsi"/>
                 <w:b/>
               </w:rPr>
-              <w:t xml:space="preserve">'| awk '{print $1 }') &gt;&amp; </w:t>
-            </w:r>
-            <w:proofErr w:type="spellStart"/>
+              <w:t>'| awk '{print $</w:t>
+            </w:r>
+            <w:proofErr w:type="gramStart"/>
             <w:r>
               <w:rPr>
                 <w:rFonts w:cstheme="minorHAnsi"/>
                 <w:b/>
               </w:rPr>
+              <w:t>1 }</w:t>
+            </w:r>
+            <w:proofErr w:type="gramEnd"/>
+            <w:r>
+              <w:rPr>
+                <w:rFonts w:cstheme="minorHAnsi"/>
+                <w:b/>
+              </w:rPr>
+              <w:t xml:space="preserve">') &gt;&amp; </w:t>
+            </w:r>
+            <w:proofErr w:type="spellStart"/>
+            <w:r>
+              <w:rPr>
+                <w:rFonts w:cstheme="minorHAnsi"/>
+                <w:b/>
+              </w:rPr>
               <w:t>peerlog</w:t>
             </w:r>
             <w:proofErr w:type="spellEnd"/>
@@ -26537,7 +26954,7 @@
               </w:rPr>
               <w:t xml:space="preserve"> </w:t>
             </w:r>
-            <w:hyperlink r:id="rId179" w:history="1">
+            <w:hyperlink r:id="rId193" w:history="1">
               <w:r>
                 <w:rPr>
                   <w:rStyle w:val="a7"/>
@@ -26557,7 +26974,7 @@
             <w:r>
               <w:t xml:space="preserve"> python2 </w:t>
             </w:r>
-            <w:hyperlink r:id="rId180" w:anchor="file-readthroughput_p3" w:history="1">
+            <w:hyperlink r:id="rId194" w:anchor="file-readthroughput_p3" w:history="1">
               <w:r>
                 <w:rPr>
                   <w:rStyle w:val="a7"/>
@@ -26627,10 +27044,12 @@
               <w:t xml:space="preserve"># peer channel fetch 228 </w:t>
             </w:r>
             <w:proofErr w:type="spellStart"/>
+            <w:proofErr w:type="gramStart"/>
             <w:r>
               <w:t>last.block</w:t>
             </w:r>
             <w:proofErr w:type="spellEnd"/>
+            <w:proofErr w:type="gramEnd"/>
             <w:r>
               <w:t xml:space="preserve"> -o orderer.example.com:7050 -c </w:t>
             </w:r>
@@ -26721,6 +27140,7 @@
             </w:r>
           </w:p>
           <w:p>
+            <w:proofErr w:type="gramStart"/>
             <w:r>
               <w:rPr>
                 <w:rFonts w:hint="eastAsia"/>
@@ -26728,9 +27148,13 @@
               <w:t>$</w:t>
             </w:r>
             <w:r>
-              <w:t xml:space="preserve"> ./</w:t>
-            </w:r>
-            <w:hyperlink r:id="rId181" w:anchor="file-clean-sh" w:history="1">
+              <w:t xml:space="preserve"> .</w:t>
+            </w:r>
+            <w:proofErr w:type="gramEnd"/>
+            <w:r>
+              <w:t>/</w:t>
+            </w:r>
+            <w:hyperlink r:id="rId195" w:anchor="file-clean-sh" w:history="1">
               <w:r>
                 <w:rPr>
                   <w:rStyle w:val="a7"/>
